--- a/src/assets/Jitendra Sharma_ Full Stack Developer _1_.docx
+++ b/src/assets/Jitendra Sharma_ Full Stack Developer _1_.docx
@@ -115,9 +115,9 @@
               </wp:anchor>
             </w:drawing>
           </mc:Choice>
-          <mc:Fallback xmlns:w16cei="http://schemas.microsoft.com/office/word/2026/wordml/cei">
+          <mc:Fallback>
             <w:pict>
-              <v:shape w14:anchorId="7F3EB60C" id="Graphic 3" o:spid="_x0000_s1026" style="position:absolute;margin-left:30pt;margin-top:7.75pt;width:535.3pt;height:.5pt;z-index:-15728640;visibility:visible;mso-wrap-style:square;mso-wrap-distance-left:0;mso-wrap-distance-top:0;mso-wrap-distance-right:0;mso-wrap-distance-bottom:0;mso-position-horizontal:absolute;mso-position-horizontal-relative:page;mso-position-vertical:absolute;mso-position-vertical-relative:text;v-text-anchor:top" coordsize="6798309,6350" o:gfxdata="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" path="m,l6798056,r,6350l,6350,,xe" fillcolor="#e2e2e2" stroked="f">
+              <v:shape w14:anchorId="01B55113" id="Graphic 3" o:spid="_x0000_s1026" style="position:absolute;margin-left:30pt;margin-top:7.75pt;width:535.3pt;height:.5pt;z-index:-15728640;visibility:visible;mso-wrap-style:square;mso-wrap-distance-left:0;mso-wrap-distance-top:0;mso-wrap-distance-right:0;mso-wrap-distance-bottom:0;mso-position-horizontal:absolute;mso-position-horizontal-relative:page;mso-position-vertical:absolute;mso-position-vertical-relative:text;v-text-anchor:top" coordsize="6798309,6350" o:gfxdata="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" path="m,l6798056,r,6350l,6350,,xe" fillcolor="#e2e2e2" stroked="f">
                 <v:path arrowok="t"/>
                 <w10:wrap type="topAndBottom" anchorx="page"/>
               </v:shape>
@@ -573,49 +573,20 @@
                                 </w:rPr>
                                 <w:t xml:space="preserve">Website </w:t>
                               </w:r>
-                              <w:hyperlink r:id="rId12">
+                              <w:r>
+                                <w:rPr>
+                                  <w:b/>
+                                  <w:spacing w:val="-2"/>
+                                  <w:sz w:val="20"/>
+                                </w:rPr>
+                                <w:br/>
+                              </w:r>
+                              <w:hyperlink r:id="rId12" w:history="1">
                                 <w:r>
                                   <w:rPr>
-                                    <w:spacing w:val="-2"/>
-                                    <w:sz w:val="20"/>
+                                    <w:rStyle w:val="Hyperlink"/>
                                   </w:rPr>
-                                  <w:t>d37sup9dr7duzg</w:t>
-                                </w:r>
-                              </w:hyperlink>
-                              <w:hyperlink r:id="rId13">
-                                <w:r>
-                                  <w:rPr>
-                                    <w:spacing w:val="-2"/>
-                                    <w:sz w:val="20"/>
-                                  </w:rPr>
-                                  <w:t>.</w:t>
-                                </w:r>
-                              </w:hyperlink>
-                              <w:hyperlink r:id="rId14">
-                                <w:r>
-                                  <w:rPr>
-                                    <w:spacing w:val="-2"/>
-                                    <w:sz w:val="20"/>
-                                  </w:rPr>
-                                  <w:t>cloudfront</w:t>
-                                </w:r>
-                              </w:hyperlink>
-                              <w:hyperlink r:id="rId15">
-                                <w:r>
-                                  <w:rPr>
-                                    <w:spacing w:val="-2"/>
-                                    <w:sz w:val="20"/>
-                                  </w:rPr>
-                                  <w:t>.</w:t>
-                                </w:r>
-                              </w:hyperlink>
-                              <w:hyperlink r:id="rId16">
-                                <w:r>
-                                  <w:rPr>
-                                    <w:spacing w:val="-2"/>
-                                    <w:sz w:val="20"/>
-                                  </w:rPr>
-                                  <w:t>net</w:t>
+                                  <w:t>https://jitendra-portfolio-profile-khaki.vercel.app/</w:t>
                                 </w:r>
                               </w:hyperlink>
                             </w:p>
@@ -635,7 +606,7 @@
                                 </w:rPr>
                                 <w:t xml:space="preserve">LinkedIn </w:t>
                               </w:r>
-                              <w:hyperlink r:id="rId17">
+                              <w:hyperlink r:id="rId13">
                                 <w:r>
                                   <w:rPr>
                                     <w:sz w:val="20"/>
@@ -643,7 +614,7 @@
                                   <w:t>linkedin</w:t>
                                 </w:r>
                               </w:hyperlink>
-                              <w:hyperlink r:id="rId18">
+                              <w:hyperlink r:id="rId14">
                                 <w:r>
                                   <w:rPr>
                                     <w:sz w:val="20"/>
@@ -651,7 +622,7 @@
                                   <w:t>.</w:t>
                                 </w:r>
                               </w:hyperlink>
-                              <w:hyperlink r:id="rId19">
+                              <w:hyperlink r:id="rId15">
                                 <w:r>
                                   <w:rPr>
                                     <w:sz w:val="20"/>
@@ -659,7 +630,7 @@
                                   <w:t>com/in/jitendra</w:t>
                                 </w:r>
                               </w:hyperlink>
-                              <w:hyperlink r:id="rId20">
+                              <w:hyperlink r:id="rId16">
                                 <w:r>
                                   <w:rPr>
                                     <w:sz w:val="20"/>
@@ -667,7 +638,7 @@
                                   <w:t>-</w:t>
                                 </w:r>
                               </w:hyperlink>
-                              <w:hyperlink r:id="rId21">
+                              <w:hyperlink r:id="rId17">
                                 <w:r>
                                   <w:rPr>
                                     <w:spacing w:val="-2"/>
@@ -676,7 +647,7 @@
                                   <w:t>sharma</w:t>
                                 </w:r>
                               </w:hyperlink>
-                              <w:hyperlink r:id="rId22">
+                              <w:hyperlink r:id="rId18">
                                 <w:r>
                                   <w:rPr>
                                     <w:spacing w:val="-2"/>
@@ -685,7 +656,7 @@
                                   <w:t>-</w:t>
                                 </w:r>
                               </w:hyperlink>
-                              <w:hyperlink r:id="rId23">
+                              <w:hyperlink r:id="rId19">
                                 <w:r>
                                   <w:rPr>
                                     <w:spacing w:val="-2"/>
@@ -707,7 +678,7 @@
               </wp:anchor>
             </w:drawing>
           </mc:Choice>
-          <mc:Fallback xmlns:w16cei="http://schemas.microsoft.com/office/word/2026/wordml/cei">
+          <mc:Fallback>
             <w:pict>
               <v:group w14:anchorId="1425EA4F" id="Group 4" o:spid="_x0000_s1026" style="position:absolute;left:0;text-align:left;margin-left:30pt;margin-top:-1.1pt;width:160.6pt;height:683.05pt;z-index:15730688;mso-wrap-distance-left:0;mso-wrap-distance-right:0;mso-position-horizontal-relative:page" coordsize="20396,86747" o:gfxdata="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">
                 <v:shape id="Graphic 5" o:spid="_x0000_s1027" style="position:absolute;width:20396;height:86747;visibility:visible;mso-wrap-style:square;v-text-anchor:top" coordsize="2039620,8674735" o:gfxdata="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" path="m,l2039416,r,8674290l,8674290,,xe" fillcolor="#f4f7f9" stroked="f">
@@ -837,7 +808,7 @@
                           </w:rPr>
                           <w:t xml:space="preserve">Email address </w:t>
                         </w:r>
-                        <w:hyperlink r:id="rId24" w:history="1">
+                        <w:hyperlink r:id="rId20" w:history="1">
                           <w:r>
                             <w:rPr>
                               <w:rStyle w:val="Hyperlink"/>
@@ -847,7 +818,7 @@
                             <w:t>jitendra.sharma.tech</w:t>
                           </w:r>
                         </w:hyperlink>
-                        <w:hyperlink r:id="rId25">
+                        <w:hyperlink r:id="rId21">
                           <w:r>
                             <w:rPr>
                               <w:spacing w:val="-2"/>
@@ -856,7 +827,7 @@
                             <w:t>@</w:t>
                           </w:r>
                         </w:hyperlink>
-                        <w:hyperlink r:id="rId26">
+                        <w:hyperlink r:id="rId22">
                           <w:r>
                             <w:rPr>
                               <w:spacing w:val="-2"/>
@@ -865,7 +836,7 @@
                             <w:t>gmail</w:t>
                           </w:r>
                         </w:hyperlink>
-                        <w:hyperlink r:id="rId27">
+                        <w:hyperlink r:id="rId23">
                           <w:r>
                             <w:rPr>
                               <w:spacing w:val="-2"/>
@@ -881,7 +852,7 @@
                           </w:rPr>
                           <w:t xml:space="preserve"> </w:t>
                         </w:r>
-                        <w:hyperlink r:id="rId28">
+                        <w:hyperlink r:id="rId24">
                           <w:r>
                             <w:rPr>
                               <w:spacing w:val="-4"/>
@@ -1013,49 +984,20 @@
                           </w:rPr>
                           <w:t xml:space="preserve">Website </w:t>
                         </w:r>
-                        <w:hyperlink r:id="rId29">
+                        <w:r>
+                          <w:rPr>
+                            <w:b/>
+                            <w:spacing w:val="-2"/>
+                            <w:sz w:val="20"/>
+                          </w:rPr>
+                          <w:br/>
+                        </w:r>
+                        <w:hyperlink r:id="rId25" w:history="1">
                           <w:r>
                             <w:rPr>
-                              <w:spacing w:val="-2"/>
-                              <w:sz w:val="20"/>
+                              <w:rStyle w:val="Hyperlink"/>
                             </w:rPr>
-                            <w:t>d37sup9dr7duzg</w:t>
-                          </w:r>
-                        </w:hyperlink>
-                        <w:hyperlink r:id="rId30">
-                          <w:r>
-                            <w:rPr>
-                              <w:spacing w:val="-2"/>
-                              <w:sz w:val="20"/>
-                            </w:rPr>
-                            <w:t>.</w:t>
-                          </w:r>
-                        </w:hyperlink>
-                        <w:hyperlink r:id="rId31">
-                          <w:r>
-                            <w:rPr>
-                              <w:spacing w:val="-2"/>
-                              <w:sz w:val="20"/>
-                            </w:rPr>
-                            <w:t>cloudfront</w:t>
-                          </w:r>
-                        </w:hyperlink>
-                        <w:hyperlink r:id="rId32">
-                          <w:r>
-                            <w:rPr>
-                              <w:spacing w:val="-2"/>
-                              <w:sz w:val="20"/>
-                            </w:rPr>
-                            <w:t>.</w:t>
-                          </w:r>
-                        </w:hyperlink>
-                        <w:hyperlink r:id="rId33">
-                          <w:r>
-                            <w:rPr>
-                              <w:spacing w:val="-2"/>
-                              <w:sz w:val="20"/>
-                            </w:rPr>
-                            <w:t>net</w:t>
+                            <w:t>https://jitendra-portfolio-profile-khaki.vercel.app/</w:t>
                           </w:r>
                         </w:hyperlink>
                       </w:p>
@@ -1075,7 +1017,7 @@
                           </w:rPr>
                           <w:t xml:space="preserve">LinkedIn </w:t>
                         </w:r>
-                        <w:hyperlink r:id="rId34">
+                        <w:hyperlink r:id="rId26">
                           <w:r>
                             <w:rPr>
                               <w:sz w:val="20"/>
@@ -1083,7 +1025,7 @@
                             <w:t>linkedin</w:t>
                           </w:r>
                         </w:hyperlink>
-                        <w:hyperlink r:id="rId35">
+                        <w:hyperlink r:id="rId27">
                           <w:r>
                             <w:rPr>
                               <w:sz w:val="20"/>
@@ -1091,7 +1033,7 @@
                             <w:t>.</w:t>
                           </w:r>
                         </w:hyperlink>
-                        <w:hyperlink r:id="rId36">
+                        <w:hyperlink r:id="rId28">
                           <w:r>
                             <w:rPr>
                               <w:sz w:val="20"/>
@@ -1099,7 +1041,7 @@
                             <w:t>com/in/jitendra</w:t>
                           </w:r>
                         </w:hyperlink>
-                        <w:hyperlink r:id="rId37">
+                        <w:hyperlink r:id="rId29">
                           <w:r>
                             <w:rPr>
                               <w:sz w:val="20"/>
@@ -1107,7 +1049,7 @@
                             <w:t>-</w:t>
                           </w:r>
                         </w:hyperlink>
-                        <w:hyperlink r:id="rId38">
+                        <w:hyperlink r:id="rId30">
                           <w:r>
                             <w:rPr>
                               <w:spacing w:val="-2"/>
@@ -1116,7 +1058,7 @@
                             <w:t>sharma</w:t>
                           </w:r>
                         </w:hyperlink>
-                        <w:hyperlink r:id="rId39">
+                        <w:hyperlink r:id="rId31">
                           <w:r>
                             <w:rPr>
                               <w:spacing w:val="-2"/>
@@ -1125,7 +1067,7 @@
                             <w:t>-</w:t>
                           </w:r>
                         </w:hyperlink>
-                        <w:hyperlink r:id="rId40">
+                        <w:hyperlink r:id="rId32">
                           <w:r>
                             <w:rPr>
                               <w:spacing w:val="-2"/>
@@ -1253,9 +1195,9 @@
               </wp:anchor>
             </w:drawing>
           </mc:Choice>
-          <mc:Fallback xmlns:w16cei="http://schemas.microsoft.com/office/word/2026/wordml/cei">
+          <mc:Fallback>
             <w:pict>
-              <v:shape w14:anchorId="418AB299" id="Graphic 8" o:spid="_x0000_s1026" style="position:absolute;margin-left:210.6pt;margin-top:6.3pt;width:354.7pt;height:.5pt;z-index:-15728128;visibility:visible;mso-wrap-style:square;mso-wrap-distance-left:0;mso-wrap-distance-top:0;mso-wrap-distance-right:0;mso-wrap-distance-bottom:0;mso-position-horizontal:absolute;mso-position-horizontal-relative:page;mso-position-vertical:absolute;mso-position-vertical-relative:text;v-text-anchor:top" coordsize="4504690,6350" o:gfxdata="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" path="m,l4504639,r,6350l,6350,,xe" fillcolor="#e2e2e2" stroked="f">
+              <v:shape w14:anchorId="1273B162" id="Graphic 8" o:spid="_x0000_s1026" style="position:absolute;margin-left:210.6pt;margin-top:6.3pt;width:354.7pt;height:.5pt;z-index:-15728128;visibility:visible;mso-wrap-style:square;mso-wrap-distance-left:0;mso-wrap-distance-top:0;mso-wrap-distance-right:0;mso-wrap-distance-bottom:0;mso-position-horizontal:absolute;mso-position-horizontal-relative:page;mso-position-vertical:absolute;mso-position-vertical-relative:text;v-text-anchor:top" coordsize="4504690,6350" o:gfxdata="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" path="m,l4504639,r,6350l,6350,,xe" fillcolor="#e2e2e2" stroked="f">
                 <v:path arrowok="t"/>
                 <w10:wrap type="topAndBottom" anchorx="page"/>
               </v:shape>
@@ -1290,7 +1232,23 @@
           <w:b/>
           <w:sz w:val="20"/>
         </w:rPr>
-        <w:t>Angular (17+), JavaScript, jQuery, HTML5, CSS3, Bootstrap, AG-Grid, RxJS, and JSON</w:t>
+        <w:t xml:space="preserve">Angular (17+), JavaScript, jQuery, HTML5, CSS3, Bootstrap, AG-Grid, </w:t>
+      </w:r>
+      <w:proofErr w:type="spellStart"/>
+      <w:r>
+        <w:rPr>
+          <w:b/>
+          <w:sz w:val="20"/>
+        </w:rPr>
+        <w:t>RxJS</w:t>
+      </w:r>
+      <w:proofErr w:type="spellEnd"/>
+      <w:r>
+        <w:rPr>
+          <w:b/>
+          <w:sz w:val="20"/>
+        </w:rPr>
+        <w:t>, and JSON</w:t>
       </w:r>
       <w:r>
         <w:rPr>
@@ -1627,9 +1585,9 @@
               </wp:anchor>
             </w:drawing>
           </mc:Choice>
-          <mc:Fallback xmlns:w16cei="http://schemas.microsoft.com/office/word/2026/wordml/cei">
+          <mc:Fallback>
             <w:pict>
-              <v:shape w14:anchorId="10F9CD3A" id="Graphic 9" o:spid="_x0000_s1026" style="position:absolute;margin-left:210.6pt;margin-top:6.3pt;width:354.7pt;height:.5pt;z-index:-15727616;visibility:visible;mso-wrap-style:square;mso-wrap-distance-left:0;mso-wrap-distance-top:0;mso-wrap-distance-right:0;mso-wrap-distance-bottom:0;mso-position-horizontal:absolute;mso-position-horizontal-relative:page;mso-position-vertical:absolute;mso-position-vertical-relative:text;v-text-anchor:top" coordsize="4504690,6350" o:gfxdata="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" path="m,l4504639,r,6350l,6350,,xe" fillcolor="#e2e2e2" stroked="f">
+              <v:shape w14:anchorId="561D32ED" id="Graphic 9" o:spid="_x0000_s1026" style="position:absolute;margin-left:210.6pt;margin-top:6.3pt;width:354.7pt;height:.5pt;z-index:-15727616;visibility:visible;mso-wrap-style:square;mso-wrap-distance-left:0;mso-wrap-distance-top:0;mso-wrap-distance-right:0;mso-wrap-distance-bottom:0;mso-position-horizontal:absolute;mso-position-horizontal-relative:page;mso-position-vertical:absolute;mso-position-vertical-relative:text;v-text-anchor:top" coordsize="4504690,6350" o:gfxdata="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" path="m,l4504639,r,6350l,6350,,xe" fillcolor="#e2e2e2" stroked="f">
                 <v:path arrowok="t"/>
                 <w10:wrap type="topAndBottom" anchorx="page"/>
               </v:shape>
@@ -1882,7 +1840,15 @@
         <w:t xml:space="preserve"> </w:t>
       </w:r>
       <w:r>
-        <w:t>Bootstrap, RxJS, AG-Grid Library</w:t>
+        <w:t xml:space="preserve">Bootstrap, </w:t>
+      </w:r>
+      <w:proofErr w:type="spellStart"/>
+      <w:r>
+        <w:t>RxJS</w:t>
+      </w:r>
+      <w:proofErr w:type="spellEnd"/>
+      <w:r>
+        <w:t>, AG-Grid Library</w:t>
       </w:r>
     </w:p>
     <w:p>
@@ -2395,9 +2361,9 @@
               </wp:anchor>
             </w:drawing>
           </mc:Choice>
-          <mc:Fallback xmlns:w16cei="http://schemas.microsoft.com/office/word/2026/wordml/cei">
+          <mc:Fallback>
             <w:pict>
-              <v:shape w14:anchorId="2A137918" id="Graphic 10" o:spid="_x0000_s1026" style="position:absolute;margin-left:210.6pt;margin-top:6.3pt;width:354.7pt;height:.5pt;z-index:-15727104;visibility:visible;mso-wrap-style:square;mso-wrap-distance-left:0;mso-wrap-distance-top:0;mso-wrap-distance-right:0;mso-wrap-distance-bottom:0;mso-position-horizontal:absolute;mso-position-horizontal-relative:page;mso-position-vertical:absolute;mso-position-vertical-relative:text;v-text-anchor:top" coordsize="4504690,6350" o:gfxdata="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" path="m,l4504639,r,6350l,6350,,xe" fillcolor="#e2e2e2" stroked="f">
+              <v:shape w14:anchorId="36B3D117" id="Graphic 10" o:spid="_x0000_s1026" style="position:absolute;margin-left:210.6pt;margin-top:6.3pt;width:354.7pt;height:.5pt;z-index:-15727104;visibility:visible;mso-wrap-style:square;mso-wrap-distance-left:0;mso-wrap-distance-top:0;mso-wrap-distance-right:0;mso-wrap-distance-bottom:0;mso-position-horizontal:absolute;mso-position-horizontal-relative:page;mso-position-vertical:absolute;mso-position-vertical-relative:text;v-text-anchor:top" coordsize="4504690,6350" o:gfxdata="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" path="m,l4504639,r,6350l,6350,,xe" fillcolor="#e2e2e2" stroked="f">
                 <v:path arrowok="t"/>
                 <w10:wrap type="topAndBottom" anchorx="page"/>
               </v:shape>
@@ -2524,7 +2490,23 @@
           <w:b/>
           <w:sz w:val="20"/>
         </w:rPr>
-        <w:t>Project: SART - Security Assurance &amp; Reporting Tool  Role: Full Stack Developer / Team Coordinator</w:t>
+        <w:t xml:space="preserve">Project: SART - Security Assurance &amp; Reporting </w:t>
+      </w:r>
+      <w:proofErr w:type="gramStart"/>
+      <w:r>
+        <w:rPr>
+          <w:b/>
+          <w:sz w:val="20"/>
+        </w:rPr>
+        <w:t>Tool  Role</w:t>
+      </w:r>
+      <w:proofErr w:type="gramEnd"/>
+      <w:r>
+        <w:rPr>
+          <w:b/>
+          <w:sz w:val="20"/>
+        </w:rPr>
+        <w:t>: Full Stack Developer / Team Coordinator</w:t>
       </w:r>
     </w:p>
     <w:p>
@@ -2639,7 +2621,14 @@
         <w:rPr>
           <w:sz w:val="20"/>
         </w:rPr>
-        <w:t>Implemented L-RA and SRM workflows including create/edit/export of L-RA reports, role-based visibility, opt-in/opt-out justification and dynamic form validation.</w:t>
+        <w:t>Implemented L-RA and SRM workflows including create/edit/export of L-</w:t>
+      </w:r>
+      <w:r>
+        <w:rPr>
+          <w:sz w:val="20"/>
+        </w:rPr>
+        <w:lastRenderedPageBreak/>
+        <w:t>RA reports, role-based visibility, opt-in/opt-out justification and dynamic form validation.</w:t>
       </w:r>
     </w:p>
     <w:p>
@@ -2710,6 +2699,12 @@
         </w:rPr>
         <w:t>Developed backend services with Java 17 and Spring Boot, a PostgreSQL data layer, and a modern Angular 20 front-end using EDS components.</w:t>
       </w:r>
+      <w:r>
+        <w:rPr>
+          <w:sz w:val="20"/>
+        </w:rPr>
+        <w:br/>
+      </w:r>
     </w:p>
     <w:p>
       <w:pPr>
@@ -2725,14 +2720,7 @@
           <w:b/>
           <w:sz w:val="20"/>
         </w:rPr>
-        <w:t>P</w:t>
-      </w:r>
-      <w:r>
-        <w:rPr>
-          <w:b/>
-          <w:sz w:val="20"/>
-        </w:rPr>
-        <w:t>roject:</w:t>
+        <w:t>Project:</w:t>
       </w:r>
       <w:r>
         <w:rPr>
@@ -2762,7 +2750,15 @@
           <w:b/>
           <w:sz w:val="20"/>
         </w:rPr>
-        <w:t>â€“</w:t>
+        <w:t>â</w:t>
+      </w:r>
+      <w:proofErr w:type="gramStart"/>
+      <w:r>
+        <w:rPr>
+          <w:b/>
+          <w:sz w:val="20"/>
+        </w:rPr>
+        <w:t>€“</w:t>
       </w:r>
       <w:r>
         <w:rPr>
@@ -2779,6 +2775,7 @@
         </w:rPr>
         <w:t>Extended</w:t>
       </w:r>
+      <w:proofErr w:type="gramEnd"/>
       <w:r>
         <w:rPr>
           <w:b/>
@@ -3542,8 +3539,8 @@
           <w:sz w:val="20"/>
         </w:rPr>
         <w:sectPr>
-          <w:headerReference w:type="default" r:id="rId41"/>
-          <w:footerReference w:type="default" r:id="rId42"/>
+          <w:headerReference w:type="default" r:id="rId33"/>
+          <w:footerReference w:type="default" r:id="rId34"/>
           <w:type w:val="continuous"/>
           <w:pgSz w:w="11910" w:h="16840"/>
           <w:pgMar w:top="920" w:right="566" w:bottom="600" w:left="566" w:header="0" w:footer="400" w:gutter="0"/>
@@ -3635,9 +3632,9 @@
               </wp:anchor>
             </w:drawing>
           </mc:Choice>
-          <mc:Fallback xmlns:w16cei="http://schemas.microsoft.com/office/word/2026/wordml/cei">
+          <mc:Fallback>
             <w:pict>
-              <v:shape w14:anchorId="07C38F9A" id="Graphic 11" o:spid="_x0000_s1026" style="position:absolute;margin-left:30pt;margin-top:50pt;width:160.6pt;height:741.9pt;z-index:15731200;visibility:visible;mso-wrap-style:square;mso-wrap-distance-left:0;mso-wrap-distance-top:0;mso-wrap-distance-right:0;mso-wrap-distance-bottom:0;mso-position-horizontal:absolute;mso-position-horizontal-relative:page;mso-position-vertical:absolute;mso-position-vertical-relative:page;v-text-anchor:top" coordsize="2039620,9422130" o:gfxdata="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" path="m,l2039416,r,9422003l,9422003,,xe" fillcolor="#f4f7f9" stroked="f">
+              <v:shape w14:anchorId="484836BB" id="Graphic 11" o:spid="_x0000_s1026" style="position:absolute;margin-left:30pt;margin-top:50pt;width:160.6pt;height:741.9pt;z-index:15731200;visibility:visible;mso-wrap-style:square;mso-wrap-distance-left:0;mso-wrap-distance-top:0;mso-wrap-distance-right:0;mso-wrap-distance-bottom:0;mso-position-horizontal:absolute;mso-position-horizontal-relative:page;mso-position-vertical:absolute;mso-position-vertical-relative:page;v-text-anchor:top" coordsize="2039620,9422130" o:gfxdata="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" path="m,l2039416,r,9422003l,9422003,,xe" fillcolor="#f4f7f9" stroked="f">
                 <v:path arrowok="t"/>
                 <w10:wrap anchorx="page" anchory="page"/>
               </v:shape>
@@ -4256,12 +4253,21 @@
         </w:rPr>
         <w:t xml:space="preserve"> </w:t>
       </w:r>
-      <w:r>
-        <w:rPr>
-          <w:b/>
-          <w:sz w:val="20"/>
-        </w:rPr>
-        <w:t>AmazonQ,</w:t>
+      <w:proofErr w:type="spellStart"/>
+      <w:r>
+        <w:rPr>
+          <w:b/>
+          <w:sz w:val="20"/>
+        </w:rPr>
+        <w:t>AmazonQ</w:t>
+      </w:r>
+      <w:proofErr w:type="spellEnd"/>
+      <w:r>
+        <w:rPr>
+          <w:b/>
+          <w:sz w:val="20"/>
+        </w:rPr>
+        <w:t>,</w:t>
       </w:r>
       <w:r>
         <w:rPr>
@@ -4625,4580 +4631,35 @@
         <w:rPr>
           <w:sz w:val="20"/>
         </w:rPr>
-      </w:pPr>
-      <w:r>
-        <w:rPr>
-          <w:b/>
-          <w:sz w:val="20"/>
-        </w:rPr>
-        <w:t>Explore my complete project portfolio: Website:</w:t>
-      </w:r>
-      <w:r>
-        <w:rPr>
-          <w:b/>
-          <w:spacing w:val="-14"/>
-          <w:sz w:val="20"/>
-        </w:rPr>
-        <w:t xml:space="preserve"> </w:t>
-      </w:r>
-      <w:hyperlink r:id="rId43">
-        <w:r>
-          <w:rPr>
-            <w:sz w:val="20"/>
-            <w:u w:val="single"/>
-          </w:rPr>
-          <w:t>https</w:t>
-        </w:r>
-      </w:hyperlink>
-      <w:hyperlink r:id="rId44">
-        <w:r>
-          <w:rPr>
-            <w:sz w:val="20"/>
-            <w:u w:val="single"/>
-          </w:rPr>
-          <w:t>:</w:t>
-        </w:r>
-      </w:hyperlink>
-      <w:hyperlink r:id="rId45">
-        <w:r>
-          <w:rPr>
-            <w:sz w:val="20"/>
-            <w:u w:val="single"/>
-          </w:rPr>
-          <w:t>//d37sup9dr7duzg</w:t>
-        </w:r>
-      </w:hyperlink>
-      <w:hyperlink r:id="rId46">
-        <w:r>
-          <w:rPr>
-            <w:sz w:val="20"/>
-            <w:u w:val="single"/>
-          </w:rPr>
-          <w:t>.</w:t>
-        </w:r>
-      </w:hyperlink>
-      <w:hyperlink r:id="rId47">
-        <w:r>
-          <w:rPr>
-            <w:sz w:val="20"/>
-            <w:u w:val="single"/>
-          </w:rPr>
-          <w:t>cloudfront</w:t>
-        </w:r>
-      </w:hyperlink>
-      <w:hyperlink r:id="rId48">
-        <w:r>
-          <w:rPr>
-            <w:sz w:val="20"/>
-            <w:u w:val="single"/>
-          </w:rPr>
-          <w:t>.</w:t>
-        </w:r>
-      </w:hyperlink>
-      <w:hyperlink r:id="rId49">
-        <w:r>
-          <w:rPr>
-            <w:sz w:val="20"/>
-            <w:u w:val="single"/>
-          </w:rPr>
-          <w:t>net/</w:t>
-        </w:r>
-      </w:hyperlink>
-    </w:p>
-    <w:p>
-      <w:pPr>
-        <w:tabs>
-          <w:tab w:val="left" w:pos="8693"/>
-        </w:tabs>
-        <w:spacing w:before="198" w:line="288" w:lineRule="auto"/>
-        <w:ind w:left="3645" w:right="32"/>
-        <w:rPr>
-          <w:sz w:val="20"/>
-        </w:rPr>
-      </w:pPr>
-      <w:r>
-        <w:rPr>
-          <w:b/>
-          <w:color w:val="333333"/>
-          <w:sz w:val="20"/>
-        </w:rPr>
-        <w:t>Senior Software Developer</w:t>
-      </w:r>
-      <w:r>
-        <w:rPr>
-          <w:b/>
-          <w:color w:val="333333"/>
-          <w:sz w:val="20"/>
-        </w:rPr>
-        <w:tab/>
-      </w:r>
-      <w:r>
-        <w:rPr>
-          <w:b/>
-          <w:color w:val="2E709F"/>
-          <w:sz w:val="20"/>
-        </w:rPr>
-        <w:t>June</w:t>
-      </w:r>
-      <w:r>
-        <w:rPr>
-          <w:b/>
-          <w:color w:val="2E709F"/>
-          <w:spacing w:val="-9"/>
-          <w:sz w:val="20"/>
-        </w:rPr>
-        <w:t xml:space="preserve"> </w:t>
-      </w:r>
-      <w:r>
-        <w:rPr>
-          <w:b/>
-          <w:color w:val="2E709F"/>
-          <w:sz w:val="20"/>
-        </w:rPr>
-        <w:t>2019</w:t>
-      </w:r>
-      <w:r>
-        <w:rPr>
-          <w:b/>
-          <w:color w:val="2E709F"/>
-          <w:spacing w:val="-9"/>
-          <w:sz w:val="20"/>
-        </w:rPr>
-        <w:t xml:space="preserve"> </w:t>
-      </w:r>
-      <w:r>
-        <w:rPr>
-          <w:b/>
-          <w:color w:val="2E709F"/>
-          <w:sz w:val="20"/>
-        </w:rPr>
-        <w:t>-</w:t>
-      </w:r>
-      <w:r>
-        <w:rPr>
-          <w:b/>
-          <w:color w:val="2E709F"/>
-          <w:spacing w:val="-9"/>
-          <w:sz w:val="20"/>
-        </w:rPr>
-        <w:t xml:space="preserve"> </w:t>
-      </w:r>
-      <w:r>
-        <w:rPr>
-          <w:b/>
-          <w:color w:val="2E709F"/>
-          <w:sz w:val="20"/>
-        </w:rPr>
-        <w:t>July</w:t>
-      </w:r>
-      <w:r>
-        <w:rPr>
-          <w:b/>
-          <w:color w:val="2E709F"/>
-          <w:spacing w:val="-9"/>
-          <w:sz w:val="20"/>
-        </w:rPr>
-        <w:t xml:space="preserve"> </w:t>
-      </w:r>
-      <w:r>
-        <w:rPr>
-          <w:b/>
-          <w:color w:val="2E709F"/>
-          <w:sz w:val="20"/>
-        </w:rPr>
-        <w:t xml:space="preserve">2021 </w:t>
-      </w:r>
-      <w:r>
-        <w:rPr>
-          <w:color w:val="2E709F"/>
-          <w:sz w:val="20"/>
-        </w:rPr>
-        <w:t>Satin Creditcare Pvt. Ltd.</w:t>
-      </w:r>
-    </w:p>
-    <w:p>
-      <w:pPr>
-        <w:spacing w:line="288" w:lineRule="auto"/>
-        <w:ind w:left="3645" w:right="991"/>
-        <w:rPr>
-          <w:b/>
-          <w:sz w:val="20"/>
-        </w:rPr>
-      </w:pPr>
-      <w:r>
-        <w:rPr>
-          <w:b/>
-          <w:sz w:val="20"/>
-        </w:rPr>
-        <w:t>Project:</w:t>
-      </w:r>
-      <w:r>
-        <w:rPr>
-          <w:b/>
-          <w:spacing w:val="-5"/>
-          <w:sz w:val="20"/>
-        </w:rPr>
-        <w:t xml:space="preserve"> </w:t>
-      </w:r>
-      <w:r>
-        <w:rPr>
-          <w:b/>
-          <w:sz w:val="20"/>
-        </w:rPr>
-        <w:t>Loan</w:t>
-      </w:r>
-      <w:r>
-        <w:rPr>
-          <w:b/>
-          <w:spacing w:val="-5"/>
-          <w:sz w:val="20"/>
-        </w:rPr>
-        <w:t xml:space="preserve"> </w:t>
-      </w:r>
-      <w:r>
-        <w:rPr>
-          <w:b/>
-          <w:sz w:val="20"/>
-        </w:rPr>
-        <w:t>Management</w:t>
-      </w:r>
-      <w:r>
-        <w:rPr>
-          <w:b/>
-          <w:spacing w:val="-5"/>
-          <w:sz w:val="20"/>
-        </w:rPr>
-        <w:t xml:space="preserve"> </w:t>
-      </w:r>
-      <w:r>
-        <w:rPr>
-          <w:b/>
-          <w:sz w:val="20"/>
-        </w:rPr>
-        <w:t>System</w:t>
-      </w:r>
-      <w:r>
-        <w:rPr>
-          <w:b/>
-          <w:spacing w:val="-5"/>
-          <w:sz w:val="20"/>
-        </w:rPr>
-        <w:t xml:space="preserve"> </w:t>
-      </w:r>
-      <w:r>
-        <w:rPr>
-          <w:b/>
-          <w:sz w:val="20"/>
-        </w:rPr>
-        <w:t>(LMS)</w:t>
-      </w:r>
-      <w:r>
-        <w:rPr>
-          <w:b/>
-          <w:spacing w:val="-5"/>
-          <w:sz w:val="20"/>
-        </w:rPr>
-        <w:t xml:space="preserve"> </w:t>
-      </w:r>
-      <w:r>
-        <w:rPr>
-          <w:b/>
-          <w:sz w:val="20"/>
-        </w:rPr>
-        <w:t>/</w:t>
-      </w:r>
-      <w:r>
-        <w:rPr>
-          <w:b/>
-          <w:spacing w:val="-6"/>
-          <w:sz w:val="20"/>
-        </w:rPr>
-        <w:t xml:space="preserve"> </w:t>
-      </w:r>
-      <w:r>
-        <w:rPr>
-          <w:b/>
-          <w:sz w:val="20"/>
-        </w:rPr>
-        <w:t>TARASHNA</w:t>
-      </w:r>
-      <w:r>
-        <w:rPr>
-          <w:b/>
-          <w:spacing w:val="-5"/>
-          <w:sz w:val="20"/>
-        </w:rPr>
-        <w:t xml:space="preserve"> </w:t>
-      </w:r>
-      <w:r>
-        <w:rPr>
-          <w:b/>
-          <w:sz w:val="20"/>
-        </w:rPr>
-        <w:t>(TSL) Role: Full Stack Developer / Team Coordinator</w:t>
-      </w:r>
-    </w:p>
-    <w:p>
-      <w:pPr>
-        <w:pStyle w:val="ListParagraph"/>
-        <w:numPr>
-          <w:ilvl w:val="0"/>
-          <w:numId w:val="1"/>
-        </w:numPr>
-        <w:tabs>
-          <w:tab w:val="left" w:pos="4045"/>
-        </w:tabs>
-        <w:spacing w:line="288" w:lineRule="auto"/>
-        <w:ind w:right="72"/>
-        <w:rPr>
-          <w:sz w:val="20"/>
-        </w:rPr>
-      </w:pPr>
-      <w:r>
-        <w:rPr>
-          <w:sz w:val="20"/>
-        </w:rPr>
-        <w:t>Led the development and enhancement of a microfinance Loan Management</w:t>
-      </w:r>
-      <w:r>
-        <w:rPr>
-          <w:spacing w:val="-4"/>
-          <w:sz w:val="20"/>
-        </w:rPr>
-        <w:t xml:space="preserve"> </w:t>
-      </w:r>
-      <w:r>
-        <w:rPr>
-          <w:sz w:val="20"/>
-        </w:rPr>
-        <w:t>System</w:t>
-      </w:r>
-      <w:r>
-        <w:rPr>
-          <w:spacing w:val="-5"/>
-          <w:sz w:val="20"/>
-        </w:rPr>
-        <w:t xml:space="preserve"> </w:t>
-      </w:r>
-      <w:r>
-        <w:rPr>
-          <w:sz w:val="20"/>
-        </w:rPr>
-        <w:t>used</w:t>
-      </w:r>
-      <w:r>
-        <w:rPr>
-          <w:spacing w:val="-5"/>
-          <w:sz w:val="20"/>
-        </w:rPr>
-        <w:t xml:space="preserve"> </w:t>
-      </w:r>
-      <w:r>
-        <w:rPr>
-          <w:sz w:val="20"/>
-        </w:rPr>
-        <w:t>by</w:t>
-      </w:r>
-      <w:r>
-        <w:rPr>
-          <w:spacing w:val="-5"/>
-          <w:sz w:val="20"/>
-        </w:rPr>
-        <w:t xml:space="preserve"> </w:t>
-      </w:r>
-      <w:r>
-        <w:rPr>
-          <w:b/>
-          <w:sz w:val="20"/>
-        </w:rPr>
-        <w:t>5,000+</w:t>
-      </w:r>
-      <w:r>
-        <w:rPr>
-          <w:b/>
-          <w:spacing w:val="-5"/>
-          <w:sz w:val="20"/>
-        </w:rPr>
-        <w:t xml:space="preserve"> </w:t>
-      </w:r>
-      <w:r>
-        <w:rPr>
-          <w:b/>
-          <w:sz w:val="20"/>
-        </w:rPr>
-        <w:t>field</w:t>
-      </w:r>
-      <w:r>
-        <w:rPr>
-          <w:b/>
-          <w:spacing w:val="-5"/>
-          <w:sz w:val="20"/>
-        </w:rPr>
-        <w:t xml:space="preserve"> </w:t>
-      </w:r>
-      <w:r>
-        <w:rPr>
-          <w:b/>
-          <w:sz w:val="20"/>
-        </w:rPr>
-        <w:t>employees</w:t>
-      </w:r>
-      <w:r>
-        <w:rPr>
-          <w:sz w:val="20"/>
-        </w:rPr>
-        <w:t>,</w:t>
-      </w:r>
-      <w:r>
-        <w:rPr>
-          <w:spacing w:val="-5"/>
-          <w:sz w:val="20"/>
-        </w:rPr>
-        <w:t xml:space="preserve"> </w:t>
-      </w:r>
-      <w:r>
-        <w:rPr>
-          <w:sz w:val="20"/>
-        </w:rPr>
-        <w:t>ensuring</w:t>
-      </w:r>
-      <w:r>
-        <w:rPr>
-          <w:spacing w:val="-5"/>
-          <w:sz w:val="20"/>
-        </w:rPr>
-        <w:t xml:space="preserve"> </w:t>
-      </w:r>
-      <w:r>
-        <w:rPr>
-          <w:sz w:val="20"/>
-        </w:rPr>
-        <w:t>seamless operations across loan sourcing, approvals, disbursements, and reporting.</w:t>
-      </w:r>
-    </w:p>
-    <w:p>
-      <w:pPr>
-        <w:pStyle w:val="ListParagraph"/>
-        <w:numPr>
-          <w:ilvl w:val="0"/>
-          <w:numId w:val="1"/>
-        </w:numPr>
-        <w:tabs>
-          <w:tab w:val="left" w:pos="4045"/>
-        </w:tabs>
-        <w:spacing w:line="288" w:lineRule="auto"/>
-        <w:ind w:right="202"/>
-        <w:rPr>
-          <w:sz w:val="20"/>
-        </w:rPr>
-      </w:pPr>
-      <w:r>
-        <w:rPr>
-          <w:sz w:val="20"/>
-        </w:rPr>
-        <w:t xml:space="preserve">Designed and implemented modules such as </w:t>
-      </w:r>
-      <w:r>
-        <w:rPr>
-          <w:b/>
-          <w:sz w:val="20"/>
-        </w:rPr>
-        <w:t>Group Loan Application, Loan</w:t>
-      </w:r>
-      <w:r>
-        <w:rPr>
-          <w:b/>
-          <w:spacing w:val="-4"/>
-          <w:sz w:val="20"/>
-        </w:rPr>
-        <w:t xml:space="preserve"> </w:t>
-      </w:r>
-      <w:r>
-        <w:rPr>
-          <w:b/>
-          <w:sz w:val="20"/>
-        </w:rPr>
-        <w:t>Card,</w:t>
-      </w:r>
-      <w:r>
-        <w:rPr>
-          <w:b/>
-          <w:spacing w:val="-4"/>
-          <w:sz w:val="20"/>
-        </w:rPr>
-        <w:t xml:space="preserve"> </w:t>
-      </w:r>
-      <w:r>
-        <w:rPr>
-          <w:b/>
-          <w:sz w:val="20"/>
-        </w:rPr>
-        <w:t>PAR</w:t>
-      </w:r>
-      <w:r>
-        <w:rPr>
-          <w:b/>
-          <w:spacing w:val="-4"/>
-          <w:sz w:val="20"/>
-        </w:rPr>
-        <w:t xml:space="preserve"> </w:t>
-      </w:r>
-      <w:r>
-        <w:rPr>
-          <w:b/>
-          <w:sz w:val="20"/>
-        </w:rPr>
-        <w:t>Reports,</w:t>
-      </w:r>
-      <w:r>
-        <w:rPr>
-          <w:b/>
-          <w:spacing w:val="-5"/>
-          <w:sz w:val="20"/>
-        </w:rPr>
-        <w:t xml:space="preserve"> </w:t>
-      </w:r>
-      <w:r>
-        <w:rPr>
-          <w:b/>
-          <w:sz w:val="20"/>
-        </w:rPr>
-        <w:t>Cashbook,</w:t>
-      </w:r>
-      <w:r>
-        <w:rPr>
-          <w:b/>
-          <w:spacing w:val="-4"/>
-          <w:sz w:val="20"/>
-        </w:rPr>
-        <w:t xml:space="preserve"> </w:t>
-      </w:r>
-      <w:r>
-        <w:rPr>
-          <w:b/>
-          <w:sz w:val="20"/>
-        </w:rPr>
-        <w:t>Death</w:t>
-      </w:r>
-      <w:r>
-        <w:rPr>
-          <w:b/>
-          <w:spacing w:val="-4"/>
-          <w:sz w:val="20"/>
-        </w:rPr>
-        <w:t xml:space="preserve"> </w:t>
-      </w:r>
-      <w:r>
-        <w:rPr>
-          <w:b/>
-          <w:sz w:val="20"/>
-        </w:rPr>
-        <w:t>Report</w:t>
-      </w:r>
-      <w:r>
-        <w:rPr>
-          <w:sz w:val="20"/>
-        </w:rPr>
-        <w:t>,</w:t>
-      </w:r>
-      <w:r>
-        <w:rPr>
-          <w:spacing w:val="-4"/>
-          <w:sz w:val="20"/>
-        </w:rPr>
-        <w:t xml:space="preserve"> </w:t>
-      </w:r>
-      <w:r>
-        <w:rPr>
-          <w:sz w:val="20"/>
-        </w:rPr>
-        <w:t>and</w:t>
-      </w:r>
-      <w:r>
-        <w:rPr>
-          <w:spacing w:val="-4"/>
-          <w:sz w:val="20"/>
-        </w:rPr>
-        <w:t xml:space="preserve"> </w:t>
-      </w:r>
-      <w:r>
-        <w:rPr>
-          <w:sz w:val="20"/>
-        </w:rPr>
-        <w:t>other</w:t>
-      </w:r>
-      <w:r>
-        <w:rPr>
-          <w:spacing w:val="-4"/>
-          <w:sz w:val="20"/>
-        </w:rPr>
-        <w:t xml:space="preserve"> </w:t>
-      </w:r>
-      <w:r>
-        <w:rPr>
-          <w:sz w:val="20"/>
-        </w:rPr>
-        <w:t>financial analytics, improving data accuracy and operational efficiency.</w:t>
-      </w:r>
-    </w:p>
-    <w:p>
-      <w:pPr>
-        <w:pStyle w:val="ListParagraph"/>
-        <w:spacing w:line="288" w:lineRule="auto"/>
-        <w:rPr>
-          <w:sz w:val="20"/>
-        </w:rPr>
         <w:sectPr>
           <w:pgSz w:w="11910" w:h="16840"/>
           <w:pgMar w:top="920" w:right="566" w:bottom="600" w:left="566" w:header="0" w:footer="400" w:gutter="0"/>
           <w:cols w:space="720"/>
         </w:sectPr>
       </w:pPr>
-    </w:p>
-    <w:p>
-      <w:pPr>
-        <w:pStyle w:val="ListParagraph"/>
-        <w:numPr>
-          <w:ilvl w:val="0"/>
-          <w:numId w:val="1"/>
-        </w:numPr>
-        <w:tabs>
-          <w:tab w:val="left" w:pos="4045"/>
-        </w:tabs>
-        <w:spacing w:before="83" w:line="288" w:lineRule="auto"/>
-        <w:ind w:right="445"/>
-        <w:rPr>
-          <w:sz w:val="20"/>
-        </w:rPr>
-      </w:pPr>
-      <w:r>
-        <w:rPr>
-          <w:noProof/>
-          <w:sz w:val="20"/>
-        </w:rPr>
-        <w:lastRenderedPageBreak/>
-        <mc:AlternateContent>
-          <mc:Choice Requires="wps">
-            <w:drawing>
-              <wp:anchor distT="0" distB="0" distL="0" distR="0" simplePos="0" relativeHeight="15731712" behindDoc="0" locked="0" layoutInCell="1" allowOverlap="1" wp14:anchorId="2708D587" wp14:editId="18F47609">
-                <wp:simplePos x="0" y="0"/>
-                <wp:positionH relativeFrom="page">
-                  <wp:posOffset>381000</wp:posOffset>
-                </wp:positionH>
-                <wp:positionV relativeFrom="page">
-                  <wp:posOffset>635000</wp:posOffset>
-                </wp:positionV>
-                <wp:extent cx="2039620" cy="9422130"/>
-                <wp:effectExtent l="0" t="0" r="0" b="0"/>
-                <wp:wrapNone/>
-                <wp:docPr id="12" name="Graphic 12"/>
-                <wp:cNvGraphicFramePr>
-                  <a:graphicFrameLocks xmlns:a="http://schemas.openxmlformats.org/drawingml/2006/main"/>
-                </wp:cNvGraphicFramePr>
-                <a:graphic xmlns:a="http://schemas.openxmlformats.org/drawingml/2006/main">
-                  <a:graphicData uri="http://schemas.microsoft.com/office/word/2010/wordprocessingShape">
-                    <wps:wsp>
-                      <wps:cNvSpPr>
-                        <a:spLocks/>
-                      </wps:cNvSpPr>
-                      <wps:spPr>
-                        <a:xfrm>
-                          <a:off x="0" y="0"/>
-                          <a:ext cx="2039620" cy="9422130"/>
-                        </a:xfrm>
-                        <a:custGeom>
-                          <a:avLst/>
-                          <a:gdLst/>
-                          <a:ahLst/>
-                          <a:cxnLst/>
-                          <a:rect l="l" t="t" r="r" b="b"/>
-                          <a:pathLst>
-                            <a:path w="2039620" h="9422130">
-                              <a:moveTo>
-                                <a:pt x="0" y="0"/>
-                              </a:moveTo>
-                              <a:lnTo>
-                                <a:pt x="2039416" y="0"/>
-                              </a:lnTo>
-                              <a:lnTo>
-                                <a:pt x="2039416" y="9422003"/>
-                              </a:lnTo>
-                              <a:lnTo>
-                                <a:pt x="0" y="9422003"/>
-                              </a:lnTo>
-                              <a:lnTo>
-                                <a:pt x="0" y="0"/>
-                              </a:lnTo>
-                              <a:close/>
-                            </a:path>
-                          </a:pathLst>
-                        </a:custGeom>
-                        <a:solidFill>
-                          <a:srgbClr val="F4F7F9"/>
-                        </a:solidFill>
-                      </wps:spPr>
-                      <wps:bodyPr wrap="square" lIns="0" tIns="0" rIns="0" bIns="0" rtlCol="0">
-                        <a:prstTxWarp prst="textNoShape">
-                          <a:avLst/>
-                        </a:prstTxWarp>
-                        <a:noAutofit/>
-                      </wps:bodyPr>
-                    </wps:wsp>
-                  </a:graphicData>
-                </a:graphic>
-              </wp:anchor>
-            </w:drawing>
-          </mc:Choice>
-          <mc:Fallback xmlns:w16cei="http://schemas.microsoft.com/office/word/2026/wordml/cei">
-            <w:pict>
-              <v:shape w14:anchorId="12EF9B4A" id="Graphic 12" o:spid="_x0000_s1026" style="position:absolute;margin-left:30pt;margin-top:50pt;width:160.6pt;height:741.9pt;z-index:15731712;visibility:visible;mso-wrap-style:square;mso-wrap-distance-left:0;mso-wrap-distance-top:0;mso-wrap-distance-right:0;mso-wrap-distance-bottom:0;mso-position-horizontal:absolute;mso-position-horizontal-relative:page;mso-position-vertical:absolute;mso-position-vertical-relative:page;v-text-anchor:top" coordsize="2039620,9422130" o:gfxdata="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" path="m,l2039416,r,9422003l,9422003,,xe" fillcolor="#f4f7f9" stroked="f">
-                <v:path arrowok="t"/>
-                <w10:wrap anchorx="page" anchory="page"/>
-              </v:shape>
-            </w:pict>
-          </mc:Fallback>
-        </mc:AlternateContent>
-      </w:r>
-      <w:r>
-        <w:rPr>
-          <w:sz w:val="20"/>
-        </w:rPr>
-        <w:t>Integrated</w:t>
-      </w:r>
-      <w:r>
-        <w:rPr>
-          <w:spacing w:val="-4"/>
-          <w:sz w:val="20"/>
-        </w:rPr>
-        <w:t xml:space="preserve"> </w:t>
-      </w:r>
-      <w:r>
-        <w:rPr>
-          <w:b/>
-          <w:sz w:val="20"/>
-        </w:rPr>
-        <w:t>Web</w:t>
-      </w:r>
-      <w:r>
-        <w:rPr>
-          <w:b/>
-          <w:spacing w:val="-4"/>
-          <w:sz w:val="20"/>
-        </w:rPr>
-        <w:t xml:space="preserve"> </w:t>
-      </w:r>
-      <w:r>
-        <w:rPr>
-          <w:b/>
-          <w:sz w:val="20"/>
-        </w:rPr>
-        <w:t>Services</w:t>
-      </w:r>
-      <w:r>
-        <w:rPr>
-          <w:b/>
-          <w:spacing w:val="-4"/>
-          <w:sz w:val="20"/>
-        </w:rPr>
-        <w:t xml:space="preserve"> </w:t>
-      </w:r>
-      <w:r>
-        <w:rPr>
-          <w:sz w:val="20"/>
-        </w:rPr>
-        <w:t>to</w:t>
-      </w:r>
-      <w:r>
-        <w:rPr>
-          <w:spacing w:val="-4"/>
-          <w:sz w:val="20"/>
-        </w:rPr>
-        <w:t xml:space="preserve"> </w:t>
-      </w:r>
-      <w:r>
-        <w:rPr>
-          <w:sz w:val="20"/>
-        </w:rPr>
-        <w:t>enable</w:t>
-      </w:r>
-      <w:r>
-        <w:rPr>
-          <w:spacing w:val="-4"/>
-          <w:sz w:val="20"/>
-        </w:rPr>
-        <w:t xml:space="preserve"> </w:t>
-      </w:r>
-      <w:r>
-        <w:rPr>
-          <w:sz w:val="20"/>
-        </w:rPr>
-        <w:t>both</w:t>
-      </w:r>
-      <w:r>
-        <w:rPr>
-          <w:spacing w:val="-4"/>
-          <w:sz w:val="20"/>
-        </w:rPr>
-        <w:t xml:space="preserve"> </w:t>
-      </w:r>
-      <w:r>
-        <w:rPr>
-          <w:b/>
-          <w:sz w:val="20"/>
-        </w:rPr>
-        <w:t>online</w:t>
-      </w:r>
-      <w:r>
-        <w:rPr>
-          <w:b/>
-          <w:spacing w:val="-4"/>
-          <w:sz w:val="20"/>
-        </w:rPr>
-        <w:t xml:space="preserve"> </w:t>
-      </w:r>
-      <w:r>
-        <w:rPr>
-          <w:b/>
-          <w:sz w:val="20"/>
-        </w:rPr>
-        <w:t>and</w:t>
-      </w:r>
-      <w:r>
-        <w:rPr>
-          <w:b/>
-          <w:spacing w:val="-4"/>
-          <w:sz w:val="20"/>
-        </w:rPr>
-        <w:t xml:space="preserve"> </w:t>
-      </w:r>
-      <w:r>
-        <w:rPr>
-          <w:b/>
-          <w:sz w:val="20"/>
-        </w:rPr>
-        <w:t>offline</w:t>
-      </w:r>
-      <w:r>
-        <w:rPr>
-          <w:b/>
-          <w:spacing w:val="-4"/>
-          <w:sz w:val="20"/>
-        </w:rPr>
-        <w:t xml:space="preserve"> </w:t>
-      </w:r>
-      <w:r>
-        <w:rPr>
-          <w:sz w:val="20"/>
-        </w:rPr>
-        <w:t>workflows, ensuring uninterrupted access for field teams in remote locations.</w:t>
-      </w:r>
-    </w:p>
-    <w:p>
-      <w:pPr>
-        <w:pStyle w:val="ListParagraph"/>
-        <w:numPr>
-          <w:ilvl w:val="0"/>
-          <w:numId w:val="1"/>
-        </w:numPr>
-        <w:tabs>
-          <w:tab w:val="left" w:pos="4045"/>
-        </w:tabs>
-        <w:spacing w:line="288" w:lineRule="auto"/>
-        <w:ind w:right="678"/>
-        <w:rPr>
-          <w:sz w:val="20"/>
-        </w:rPr>
-      </w:pPr>
-      <w:r>
-        <w:rPr>
-          <w:sz w:val="20"/>
-        </w:rPr>
-        <w:t xml:space="preserve">Developed secure backend APIs using </w:t>
-      </w:r>
-      <w:r>
-        <w:rPr>
-          <w:b/>
-          <w:sz w:val="20"/>
-        </w:rPr>
-        <w:t>Java, Spring Boot, REST, JPA/Hibernate</w:t>
-      </w:r>
-      <w:r>
-        <w:rPr>
-          <w:sz w:val="20"/>
-        </w:rPr>
-        <w:t>,</w:t>
-      </w:r>
-      <w:r>
-        <w:rPr>
-          <w:spacing w:val="-5"/>
-          <w:sz w:val="20"/>
-        </w:rPr>
-        <w:t xml:space="preserve"> </w:t>
-      </w:r>
-      <w:r>
-        <w:rPr>
-          <w:sz w:val="20"/>
-        </w:rPr>
-        <w:t>and</w:t>
-      </w:r>
-      <w:r>
-        <w:rPr>
-          <w:spacing w:val="-5"/>
-          <w:sz w:val="20"/>
-        </w:rPr>
-        <w:t xml:space="preserve"> </w:t>
-      </w:r>
-      <w:r>
-        <w:rPr>
-          <w:sz w:val="20"/>
-        </w:rPr>
-        <w:t>optimized</w:t>
-      </w:r>
-      <w:r>
-        <w:rPr>
-          <w:spacing w:val="-5"/>
-          <w:sz w:val="20"/>
-        </w:rPr>
-        <w:t xml:space="preserve"> </w:t>
-      </w:r>
-      <w:r>
-        <w:rPr>
-          <w:sz w:val="20"/>
-        </w:rPr>
-        <w:t>database</w:t>
-      </w:r>
-      <w:r>
-        <w:rPr>
-          <w:spacing w:val="-5"/>
-          <w:sz w:val="20"/>
-        </w:rPr>
-        <w:t xml:space="preserve"> </w:t>
-      </w:r>
-      <w:r>
-        <w:rPr>
-          <w:sz w:val="20"/>
-        </w:rPr>
-        <w:t>interactions</w:t>
-      </w:r>
-      <w:r>
-        <w:rPr>
-          <w:spacing w:val="-5"/>
-          <w:sz w:val="20"/>
-        </w:rPr>
-        <w:t xml:space="preserve"> </w:t>
-      </w:r>
-      <w:r>
-        <w:rPr>
-          <w:sz w:val="20"/>
-        </w:rPr>
-        <w:t>to</w:t>
-      </w:r>
-      <w:r>
-        <w:rPr>
-          <w:spacing w:val="-5"/>
-          <w:sz w:val="20"/>
-        </w:rPr>
-        <w:t xml:space="preserve"> </w:t>
-      </w:r>
-      <w:r>
-        <w:rPr>
-          <w:sz w:val="20"/>
-        </w:rPr>
-        <w:t>deliver</w:t>
-      </w:r>
-      <w:r>
-        <w:rPr>
-          <w:spacing w:val="-5"/>
-          <w:sz w:val="20"/>
-        </w:rPr>
-        <w:t xml:space="preserve"> </w:t>
-      </w:r>
-      <w:r>
-        <w:rPr>
-          <w:sz w:val="20"/>
-        </w:rPr>
-        <w:t>high-performance financial processing.</w:t>
-      </w:r>
-    </w:p>
-    <w:p>
-      <w:pPr>
-        <w:pStyle w:val="ListParagraph"/>
-        <w:numPr>
-          <w:ilvl w:val="0"/>
-          <w:numId w:val="1"/>
-        </w:numPr>
-        <w:tabs>
-          <w:tab w:val="left" w:pos="4045"/>
-        </w:tabs>
-        <w:spacing w:line="288" w:lineRule="auto"/>
-        <w:ind w:right="202"/>
-        <w:rPr>
-          <w:sz w:val="20"/>
-        </w:rPr>
-      </w:pPr>
-      <w:r>
-        <w:rPr>
-          <w:sz w:val="20"/>
-        </w:rPr>
-        <w:t xml:space="preserve">Coordinated API integrations with third-party services such as </w:t>
-      </w:r>
-      <w:r>
-        <w:rPr>
-          <w:b/>
-          <w:sz w:val="20"/>
-        </w:rPr>
-        <w:t>PAN Card validation</w:t>
-      </w:r>
-      <w:r>
-        <w:rPr>
-          <w:b/>
-          <w:spacing w:val="-3"/>
-          <w:sz w:val="20"/>
-        </w:rPr>
-        <w:t xml:space="preserve"> </w:t>
-      </w:r>
-      <w:r>
-        <w:rPr>
-          <w:sz w:val="20"/>
-        </w:rPr>
-        <w:t>and</w:t>
-      </w:r>
-      <w:r>
-        <w:rPr>
-          <w:spacing w:val="-4"/>
-          <w:sz w:val="20"/>
-        </w:rPr>
-        <w:t xml:space="preserve"> </w:t>
-      </w:r>
-      <w:r>
-        <w:rPr>
-          <w:sz w:val="20"/>
-        </w:rPr>
-        <w:t>secure</w:t>
-      </w:r>
-      <w:r>
-        <w:rPr>
-          <w:spacing w:val="-4"/>
-          <w:sz w:val="20"/>
-        </w:rPr>
-        <w:t xml:space="preserve"> </w:t>
-      </w:r>
-      <w:r>
-        <w:rPr>
-          <w:sz w:val="20"/>
-        </w:rPr>
-        <w:t>loan</w:t>
-      </w:r>
-      <w:r>
-        <w:rPr>
-          <w:spacing w:val="-4"/>
-          <w:sz w:val="20"/>
-        </w:rPr>
-        <w:t xml:space="preserve"> </w:t>
-      </w:r>
-      <w:r>
-        <w:rPr>
-          <w:sz w:val="20"/>
-        </w:rPr>
-        <w:t>disbursement</w:t>
-      </w:r>
-      <w:r>
-        <w:rPr>
-          <w:spacing w:val="-3"/>
-          <w:sz w:val="20"/>
-        </w:rPr>
-        <w:t xml:space="preserve"> </w:t>
-      </w:r>
-      <w:r>
-        <w:rPr>
-          <w:sz w:val="20"/>
-        </w:rPr>
-        <w:t>workflows</w:t>
-      </w:r>
-      <w:r>
-        <w:rPr>
-          <w:spacing w:val="-4"/>
-          <w:sz w:val="20"/>
-        </w:rPr>
-        <w:t xml:space="preserve"> </w:t>
-      </w:r>
-      <w:r>
-        <w:rPr>
-          <w:sz w:val="20"/>
-        </w:rPr>
-        <w:t>with</w:t>
-      </w:r>
-      <w:r>
-        <w:rPr>
-          <w:spacing w:val="-4"/>
-          <w:sz w:val="20"/>
-        </w:rPr>
-        <w:t xml:space="preserve"> </w:t>
-      </w:r>
-      <w:r>
-        <w:rPr>
-          <w:b/>
-          <w:sz w:val="20"/>
-        </w:rPr>
-        <w:t>IDFC,</w:t>
-      </w:r>
-      <w:r>
-        <w:rPr>
-          <w:b/>
-          <w:spacing w:val="-5"/>
-          <w:sz w:val="20"/>
-        </w:rPr>
-        <w:t xml:space="preserve"> </w:t>
-      </w:r>
-      <w:r>
-        <w:rPr>
-          <w:b/>
-          <w:sz w:val="20"/>
-        </w:rPr>
-        <w:t>RBL,</w:t>
-      </w:r>
-      <w:r>
-        <w:rPr>
-          <w:b/>
-          <w:spacing w:val="-4"/>
-          <w:sz w:val="20"/>
-        </w:rPr>
-        <w:t xml:space="preserve"> </w:t>
-      </w:r>
-      <w:r>
-        <w:rPr>
-          <w:b/>
-          <w:sz w:val="20"/>
-        </w:rPr>
-        <w:t>and IBL</w:t>
-      </w:r>
-      <w:r>
-        <w:rPr>
-          <w:sz w:val="20"/>
-        </w:rPr>
-        <w:t>, automating manual processes and reducing operational costs.</w:t>
-      </w:r>
-    </w:p>
-    <w:p>
-      <w:pPr>
-        <w:pStyle w:val="ListParagraph"/>
-        <w:numPr>
-          <w:ilvl w:val="0"/>
-          <w:numId w:val="1"/>
-        </w:numPr>
-        <w:tabs>
-          <w:tab w:val="left" w:pos="4045"/>
-        </w:tabs>
-        <w:spacing w:line="288" w:lineRule="auto"/>
-        <w:ind w:right="278"/>
-        <w:rPr>
-          <w:sz w:val="20"/>
-        </w:rPr>
-      </w:pPr>
-      <w:r>
-        <w:rPr>
-          <w:sz w:val="20"/>
-        </w:rPr>
-        <w:t>Improved system reliability by streamlining reporting automation and introducing</w:t>
-      </w:r>
-      <w:r>
-        <w:rPr>
-          <w:spacing w:val="-5"/>
-          <w:sz w:val="20"/>
-        </w:rPr>
-        <w:t xml:space="preserve"> </w:t>
-      </w:r>
-      <w:r>
-        <w:rPr>
-          <w:sz w:val="20"/>
-        </w:rPr>
-        <w:t>error-handling</w:t>
-      </w:r>
-      <w:r>
-        <w:rPr>
-          <w:spacing w:val="-5"/>
-          <w:sz w:val="20"/>
-        </w:rPr>
-        <w:t xml:space="preserve"> </w:t>
-      </w:r>
-      <w:r>
-        <w:rPr>
-          <w:sz w:val="20"/>
-        </w:rPr>
-        <w:t>and</w:t>
-      </w:r>
-      <w:r>
-        <w:rPr>
-          <w:spacing w:val="-5"/>
-          <w:sz w:val="20"/>
-        </w:rPr>
-        <w:t xml:space="preserve"> </w:t>
-      </w:r>
-      <w:r>
-        <w:rPr>
-          <w:sz w:val="20"/>
-        </w:rPr>
-        <w:t>validation</w:t>
-      </w:r>
-      <w:r>
-        <w:rPr>
-          <w:spacing w:val="-5"/>
-          <w:sz w:val="20"/>
-        </w:rPr>
-        <w:t xml:space="preserve"> </w:t>
-      </w:r>
-      <w:r>
-        <w:rPr>
-          <w:sz w:val="20"/>
-        </w:rPr>
-        <w:t>mechanisms</w:t>
-      </w:r>
-      <w:r>
-        <w:rPr>
-          <w:spacing w:val="-5"/>
-          <w:sz w:val="20"/>
-        </w:rPr>
-        <w:t xml:space="preserve"> </w:t>
-      </w:r>
-      <w:r>
-        <w:rPr>
-          <w:sz w:val="20"/>
-        </w:rPr>
-        <w:t>across</w:t>
-      </w:r>
-      <w:r>
-        <w:rPr>
-          <w:spacing w:val="-5"/>
-          <w:sz w:val="20"/>
-        </w:rPr>
-        <w:t xml:space="preserve"> </w:t>
-      </w:r>
-      <w:r>
-        <w:rPr>
-          <w:sz w:val="20"/>
-        </w:rPr>
-        <w:t>critical</w:t>
-      </w:r>
-      <w:r>
-        <w:rPr>
-          <w:spacing w:val="-5"/>
-          <w:sz w:val="20"/>
-        </w:rPr>
-        <w:t xml:space="preserve"> </w:t>
-      </w:r>
-      <w:r>
-        <w:rPr>
-          <w:sz w:val="20"/>
-        </w:rPr>
-        <w:t xml:space="preserve">loan </w:t>
-      </w:r>
-      <w:r>
-        <w:rPr>
-          <w:spacing w:val="-2"/>
-          <w:sz w:val="20"/>
-        </w:rPr>
-        <w:t>operations.</w:t>
-      </w:r>
-    </w:p>
-    <w:p>
-      <w:pPr>
-        <w:pStyle w:val="ListParagraph"/>
-        <w:numPr>
-          <w:ilvl w:val="0"/>
-          <w:numId w:val="1"/>
-        </w:numPr>
-        <w:tabs>
-          <w:tab w:val="left" w:pos="4045"/>
-        </w:tabs>
-        <w:spacing w:line="288" w:lineRule="auto"/>
-        <w:ind w:right="33"/>
-        <w:rPr>
-          <w:sz w:val="20"/>
-        </w:rPr>
-      </w:pPr>
-      <w:r>
-        <w:rPr>
-          <w:sz w:val="20"/>
-        </w:rPr>
-        <w:t>Contributed</w:t>
-      </w:r>
-      <w:r>
-        <w:rPr>
-          <w:spacing w:val="-5"/>
-          <w:sz w:val="20"/>
-        </w:rPr>
-        <w:t xml:space="preserve"> </w:t>
-      </w:r>
-      <w:r>
-        <w:rPr>
-          <w:sz w:val="20"/>
-        </w:rPr>
-        <w:t>to</w:t>
-      </w:r>
-      <w:r>
-        <w:rPr>
-          <w:spacing w:val="-5"/>
-          <w:sz w:val="20"/>
-        </w:rPr>
-        <w:t xml:space="preserve"> </w:t>
-      </w:r>
-      <w:r>
-        <w:rPr>
-          <w:sz w:val="20"/>
-        </w:rPr>
-        <w:t>UI</w:t>
-      </w:r>
-      <w:r>
-        <w:rPr>
-          <w:spacing w:val="-5"/>
-          <w:sz w:val="20"/>
-        </w:rPr>
-        <w:t xml:space="preserve"> </w:t>
-      </w:r>
-      <w:r>
-        <w:rPr>
-          <w:sz w:val="20"/>
-        </w:rPr>
-        <w:t>development</w:t>
-      </w:r>
-      <w:r>
-        <w:rPr>
-          <w:spacing w:val="-4"/>
-          <w:sz w:val="20"/>
-        </w:rPr>
-        <w:t xml:space="preserve"> </w:t>
-      </w:r>
-      <w:r>
-        <w:rPr>
-          <w:sz w:val="20"/>
-        </w:rPr>
-        <w:t>and</w:t>
-      </w:r>
-      <w:r>
-        <w:rPr>
-          <w:spacing w:val="-5"/>
-          <w:sz w:val="20"/>
-        </w:rPr>
-        <w:t xml:space="preserve"> </w:t>
-      </w:r>
-      <w:r>
-        <w:rPr>
-          <w:sz w:val="20"/>
-        </w:rPr>
-        <w:t>enhancements</w:t>
-      </w:r>
-      <w:r>
-        <w:rPr>
-          <w:spacing w:val="-5"/>
-          <w:sz w:val="20"/>
-        </w:rPr>
-        <w:t xml:space="preserve"> </w:t>
-      </w:r>
-      <w:r>
-        <w:rPr>
-          <w:sz w:val="20"/>
-        </w:rPr>
-        <w:t>using</w:t>
-      </w:r>
-      <w:r>
-        <w:rPr>
-          <w:spacing w:val="-5"/>
-          <w:sz w:val="20"/>
-        </w:rPr>
-        <w:t xml:space="preserve"> </w:t>
-      </w:r>
-      <w:r>
-        <w:rPr>
-          <w:b/>
-          <w:sz w:val="20"/>
-        </w:rPr>
-        <w:t>Angular</w:t>
-      </w:r>
-      <w:r>
-        <w:rPr>
-          <w:sz w:val="20"/>
-        </w:rPr>
-        <w:t>,</w:t>
-      </w:r>
-      <w:r>
-        <w:rPr>
-          <w:spacing w:val="-6"/>
-          <w:sz w:val="20"/>
-        </w:rPr>
-        <w:t xml:space="preserve"> </w:t>
-      </w:r>
-      <w:r>
-        <w:rPr>
-          <w:sz w:val="20"/>
-        </w:rPr>
-        <w:t>ensuring a</w:t>
-      </w:r>
-      <w:r>
-        <w:rPr>
-          <w:spacing w:val="-3"/>
-          <w:sz w:val="20"/>
-        </w:rPr>
-        <w:t xml:space="preserve"> </w:t>
-      </w:r>
-      <w:r>
-        <w:rPr>
-          <w:sz w:val="20"/>
-        </w:rPr>
-        <w:t>user-friendly</w:t>
-      </w:r>
-      <w:r>
-        <w:rPr>
-          <w:spacing w:val="-3"/>
-          <w:sz w:val="20"/>
-        </w:rPr>
-        <w:t xml:space="preserve"> </w:t>
-      </w:r>
-      <w:r>
-        <w:rPr>
-          <w:sz w:val="20"/>
-        </w:rPr>
-        <w:t>and</w:t>
-      </w:r>
-      <w:r>
-        <w:rPr>
-          <w:spacing w:val="-3"/>
-          <w:sz w:val="20"/>
-        </w:rPr>
-        <w:t xml:space="preserve"> </w:t>
-      </w:r>
-      <w:r>
-        <w:rPr>
-          <w:sz w:val="20"/>
-        </w:rPr>
-        <w:t>efficient</w:t>
-      </w:r>
-      <w:r>
-        <w:rPr>
-          <w:spacing w:val="-2"/>
-          <w:sz w:val="20"/>
-        </w:rPr>
-        <w:t xml:space="preserve"> </w:t>
-      </w:r>
-      <w:r>
-        <w:rPr>
-          <w:sz w:val="20"/>
-        </w:rPr>
-        <w:t>experience</w:t>
-      </w:r>
-      <w:r>
-        <w:rPr>
-          <w:spacing w:val="-3"/>
-          <w:sz w:val="20"/>
-        </w:rPr>
-        <w:t xml:space="preserve"> </w:t>
-      </w:r>
-      <w:r>
-        <w:rPr>
-          <w:sz w:val="20"/>
-        </w:rPr>
-        <w:t>for</w:t>
-      </w:r>
-      <w:r>
-        <w:rPr>
-          <w:spacing w:val="-3"/>
-          <w:sz w:val="20"/>
-        </w:rPr>
-        <w:t xml:space="preserve"> </w:t>
-      </w:r>
-      <w:r>
-        <w:rPr>
-          <w:sz w:val="20"/>
-        </w:rPr>
-        <w:t>field</w:t>
-      </w:r>
-      <w:r>
-        <w:rPr>
-          <w:spacing w:val="-3"/>
-          <w:sz w:val="20"/>
-        </w:rPr>
-        <w:t xml:space="preserve"> </w:t>
-      </w:r>
-      <w:r>
-        <w:rPr>
-          <w:sz w:val="20"/>
-        </w:rPr>
-        <w:t>officers</w:t>
-      </w:r>
-      <w:r>
-        <w:rPr>
-          <w:spacing w:val="-3"/>
-          <w:sz w:val="20"/>
-        </w:rPr>
-        <w:t xml:space="preserve"> </w:t>
-      </w:r>
-      <w:r>
-        <w:rPr>
-          <w:sz w:val="20"/>
-        </w:rPr>
-        <w:t>and</w:t>
-      </w:r>
-      <w:r>
-        <w:rPr>
-          <w:spacing w:val="-3"/>
-          <w:sz w:val="20"/>
-        </w:rPr>
-        <w:t xml:space="preserve"> </w:t>
-      </w:r>
-      <w:r>
-        <w:rPr>
-          <w:sz w:val="20"/>
-        </w:rPr>
-        <w:t>financial</w:t>
-      </w:r>
-      <w:r>
-        <w:rPr>
-          <w:spacing w:val="-3"/>
-          <w:sz w:val="20"/>
-        </w:rPr>
-        <w:t xml:space="preserve"> </w:t>
-      </w:r>
-      <w:r>
-        <w:rPr>
-          <w:sz w:val="20"/>
-        </w:rPr>
-        <w:t>teams.</w:t>
-      </w:r>
-    </w:p>
-    <w:p>
-      <w:pPr>
-        <w:pStyle w:val="ListParagraph"/>
-        <w:numPr>
-          <w:ilvl w:val="0"/>
-          <w:numId w:val="1"/>
-        </w:numPr>
-        <w:tabs>
-          <w:tab w:val="left" w:pos="4045"/>
-        </w:tabs>
-        <w:spacing w:line="288" w:lineRule="auto"/>
-        <w:ind w:right="66"/>
-        <w:rPr>
-          <w:sz w:val="20"/>
-        </w:rPr>
-      </w:pPr>
-      <w:r>
-        <w:rPr>
-          <w:sz w:val="20"/>
-        </w:rPr>
-        <w:t>Participated</w:t>
-      </w:r>
-      <w:r>
-        <w:rPr>
-          <w:spacing w:val="-4"/>
-          <w:sz w:val="20"/>
-        </w:rPr>
-        <w:t xml:space="preserve"> </w:t>
-      </w:r>
-      <w:r>
-        <w:rPr>
-          <w:sz w:val="20"/>
-        </w:rPr>
-        <w:t>in</w:t>
-      </w:r>
-      <w:r>
-        <w:rPr>
-          <w:spacing w:val="-4"/>
-          <w:sz w:val="20"/>
-        </w:rPr>
-        <w:t xml:space="preserve"> </w:t>
-      </w:r>
-      <w:r>
-        <w:rPr>
-          <w:sz w:val="20"/>
-        </w:rPr>
-        <w:t>Agile</w:t>
-      </w:r>
-      <w:r>
-        <w:rPr>
-          <w:spacing w:val="-4"/>
-          <w:sz w:val="20"/>
-        </w:rPr>
-        <w:t xml:space="preserve"> </w:t>
-      </w:r>
-      <w:r>
-        <w:rPr>
-          <w:sz w:val="20"/>
-        </w:rPr>
-        <w:t>ceremonies,</w:t>
-      </w:r>
-      <w:r>
-        <w:rPr>
-          <w:spacing w:val="-5"/>
-          <w:sz w:val="20"/>
-        </w:rPr>
-        <w:t xml:space="preserve"> </w:t>
-      </w:r>
-      <w:r>
-        <w:rPr>
-          <w:sz w:val="20"/>
-        </w:rPr>
-        <w:t>managed</w:t>
-      </w:r>
-      <w:r>
-        <w:rPr>
-          <w:spacing w:val="-4"/>
-          <w:sz w:val="20"/>
-        </w:rPr>
-        <w:t xml:space="preserve"> </w:t>
-      </w:r>
-      <w:r>
-        <w:rPr>
-          <w:sz w:val="20"/>
-        </w:rPr>
-        <w:t>tasks</w:t>
-      </w:r>
-      <w:r>
-        <w:rPr>
-          <w:spacing w:val="-4"/>
-          <w:sz w:val="20"/>
-        </w:rPr>
-        <w:t xml:space="preserve"> </w:t>
-      </w:r>
-      <w:r>
-        <w:rPr>
-          <w:sz w:val="20"/>
-        </w:rPr>
-        <w:t>through</w:t>
-      </w:r>
-      <w:r>
-        <w:rPr>
-          <w:spacing w:val="-4"/>
-          <w:sz w:val="20"/>
-        </w:rPr>
-        <w:t xml:space="preserve"> </w:t>
-      </w:r>
-      <w:r>
-        <w:rPr>
-          <w:b/>
-          <w:sz w:val="20"/>
-        </w:rPr>
-        <w:t>Git</w:t>
-      </w:r>
-      <w:r>
-        <w:rPr>
-          <w:b/>
-          <w:spacing w:val="-4"/>
-          <w:sz w:val="20"/>
-        </w:rPr>
-        <w:t xml:space="preserve"> </w:t>
-      </w:r>
-      <w:r>
-        <w:rPr>
-          <w:b/>
-          <w:sz w:val="20"/>
-        </w:rPr>
-        <w:t>and</w:t>
-      </w:r>
-      <w:r>
-        <w:rPr>
-          <w:b/>
-          <w:spacing w:val="-4"/>
-          <w:sz w:val="20"/>
-        </w:rPr>
-        <w:t xml:space="preserve"> </w:t>
-      </w:r>
-      <w:r>
-        <w:rPr>
-          <w:b/>
-          <w:sz w:val="20"/>
-        </w:rPr>
-        <w:t>Jira</w:t>
-      </w:r>
-      <w:r>
-        <w:rPr>
-          <w:sz w:val="20"/>
-        </w:rPr>
-        <w:t>,</w:t>
-      </w:r>
-      <w:r>
-        <w:rPr>
-          <w:spacing w:val="-4"/>
-          <w:sz w:val="20"/>
-        </w:rPr>
-        <w:t xml:space="preserve"> </w:t>
-      </w:r>
-      <w:r>
-        <w:rPr>
-          <w:sz w:val="20"/>
-        </w:rPr>
-        <w:t xml:space="preserve">and ensured high-quality deliverables through regular code reviews and testing </w:t>
-      </w:r>
-      <w:r>
-        <w:rPr>
-          <w:spacing w:val="-2"/>
-          <w:sz w:val="20"/>
-        </w:rPr>
-        <w:t>coordination.</w:t>
-      </w:r>
-    </w:p>
-    <w:p>
-      <w:pPr>
-        <w:tabs>
-          <w:tab w:val="left" w:pos="8704"/>
-        </w:tabs>
-        <w:spacing w:before="185" w:line="288" w:lineRule="auto"/>
-        <w:ind w:left="3645" w:right="32"/>
-        <w:rPr>
-          <w:sz w:val="20"/>
-        </w:rPr>
-      </w:pPr>
-      <w:r>
-        <w:rPr>
-          <w:b/>
-          <w:color w:val="333333"/>
-          <w:sz w:val="20"/>
-        </w:rPr>
-        <w:t>Senior Software Developer</w:t>
-      </w:r>
-      <w:r>
-        <w:rPr>
-          <w:b/>
-          <w:color w:val="333333"/>
-          <w:sz w:val="20"/>
-        </w:rPr>
-        <w:tab/>
-      </w:r>
-      <w:r>
-        <w:rPr>
-          <w:b/>
-          <w:color w:val="2E709F"/>
-          <w:sz w:val="20"/>
-        </w:rPr>
-        <w:t>May</w:t>
-      </w:r>
-      <w:r>
-        <w:rPr>
-          <w:b/>
-          <w:color w:val="2E709F"/>
-          <w:spacing w:val="-9"/>
-          <w:sz w:val="20"/>
-        </w:rPr>
-        <w:t xml:space="preserve"> </w:t>
-      </w:r>
-      <w:r>
-        <w:rPr>
-          <w:b/>
-          <w:color w:val="2E709F"/>
-          <w:sz w:val="20"/>
-        </w:rPr>
-        <w:t>2016</w:t>
-      </w:r>
-      <w:r>
-        <w:rPr>
-          <w:b/>
-          <w:color w:val="2E709F"/>
-          <w:spacing w:val="-9"/>
-          <w:sz w:val="20"/>
-        </w:rPr>
-        <w:t xml:space="preserve"> </w:t>
-      </w:r>
-      <w:r>
-        <w:rPr>
-          <w:b/>
-          <w:color w:val="2E709F"/>
-          <w:sz w:val="20"/>
-        </w:rPr>
-        <w:t>-</w:t>
-      </w:r>
-      <w:r>
-        <w:rPr>
-          <w:b/>
-          <w:color w:val="2E709F"/>
-          <w:spacing w:val="-9"/>
-          <w:sz w:val="20"/>
-        </w:rPr>
-        <w:t xml:space="preserve"> </w:t>
-      </w:r>
-      <w:r>
-        <w:rPr>
-          <w:b/>
-          <w:color w:val="2E709F"/>
-          <w:sz w:val="20"/>
-        </w:rPr>
-        <w:t>June</w:t>
-      </w:r>
-      <w:r>
-        <w:rPr>
-          <w:b/>
-          <w:color w:val="2E709F"/>
-          <w:spacing w:val="-9"/>
-          <w:sz w:val="20"/>
-        </w:rPr>
-        <w:t xml:space="preserve"> </w:t>
-      </w:r>
-      <w:r>
-        <w:rPr>
-          <w:b/>
-          <w:color w:val="2E709F"/>
-          <w:sz w:val="20"/>
-        </w:rPr>
-        <w:t xml:space="preserve">2019 </w:t>
-      </w:r>
-      <w:r>
-        <w:rPr>
-          <w:color w:val="2E709F"/>
-          <w:sz w:val="20"/>
-        </w:rPr>
-        <w:t>PeopleStrong HR</w:t>
-      </w:r>
-      <w:r>
-        <w:rPr>
-          <w:color w:val="2E709F"/>
-          <w:spacing w:val="40"/>
-          <w:sz w:val="20"/>
-        </w:rPr>
-        <w:t xml:space="preserve"> </w:t>
-      </w:r>
-      <w:r>
-        <w:rPr>
-          <w:color w:val="2E709F"/>
-          <w:sz w:val="20"/>
-        </w:rPr>
-        <w:t>Services</w:t>
-      </w:r>
-    </w:p>
-    <w:p>
-      <w:pPr>
-        <w:spacing w:line="288" w:lineRule="auto"/>
-        <w:ind w:left="3645" w:right="4664"/>
-        <w:rPr>
-          <w:sz w:val="20"/>
-        </w:rPr>
-      </w:pPr>
-      <w:r>
-        <w:rPr>
-          <w:b/>
-          <w:sz w:val="20"/>
-        </w:rPr>
-        <w:t>Project: (AltWorklife) Role:</w:t>
-      </w:r>
-      <w:r>
-        <w:rPr>
-          <w:b/>
-          <w:spacing w:val="-11"/>
-          <w:sz w:val="20"/>
-        </w:rPr>
-        <w:t xml:space="preserve"> </w:t>
-      </w:r>
-      <w:r>
-        <w:rPr>
-          <w:sz w:val="20"/>
-        </w:rPr>
-        <w:t>Full</w:t>
-      </w:r>
-      <w:r>
-        <w:rPr>
-          <w:spacing w:val="-11"/>
-          <w:sz w:val="20"/>
-        </w:rPr>
-        <w:t xml:space="preserve"> </w:t>
-      </w:r>
-      <w:r>
-        <w:rPr>
-          <w:sz w:val="20"/>
-        </w:rPr>
-        <w:t>Stack</w:t>
-      </w:r>
-      <w:r>
-        <w:rPr>
-          <w:spacing w:val="-11"/>
-          <w:sz w:val="20"/>
-        </w:rPr>
-        <w:t xml:space="preserve"> </w:t>
-      </w:r>
-      <w:r>
-        <w:rPr>
-          <w:sz w:val="20"/>
-        </w:rPr>
-        <w:t>Developer</w:t>
-      </w:r>
-    </w:p>
-    <w:p>
-      <w:pPr>
-        <w:pStyle w:val="BodyText"/>
-        <w:spacing w:before="40"/>
-        <w:ind w:left="0" w:firstLine="0"/>
-      </w:pPr>
-    </w:p>
-    <w:p>
-      <w:pPr>
-        <w:pStyle w:val="ListParagraph"/>
-        <w:numPr>
-          <w:ilvl w:val="0"/>
-          <w:numId w:val="1"/>
-        </w:numPr>
-        <w:tabs>
-          <w:tab w:val="left" w:pos="4045"/>
-        </w:tabs>
-        <w:spacing w:before="1" w:line="288" w:lineRule="auto"/>
-        <w:ind w:right="1190"/>
-        <w:rPr>
-          <w:sz w:val="20"/>
-        </w:rPr>
-      </w:pPr>
-      <w:r>
-        <w:rPr>
-          <w:sz w:val="20"/>
-        </w:rPr>
-        <w:t>Refactored</w:t>
-      </w:r>
-      <w:r>
-        <w:rPr>
-          <w:spacing w:val="-5"/>
-          <w:sz w:val="20"/>
-        </w:rPr>
-        <w:t xml:space="preserve"> </w:t>
-      </w:r>
-      <w:r>
-        <w:rPr>
-          <w:sz w:val="20"/>
-        </w:rPr>
-        <w:t>all</w:t>
-      </w:r>
-      <w:r>
-        <w:rPr>
-          <w:spacing w:val="-5"/>
-          <w:sz w:val="20"/>
-        </w:rPr>
-        <w:t xml:space="preserve"> </w:t>
-      </w:r>
-      <w:r>
-        <w:rPr>
-          <w:b/>
-          <w:sz w:val="20"/>
-        </w:rPr>
-        <w:t>REST</w:t>
-      </w:r>
-      <w:r>
-        <w:rPr>
-          <w:b/>
-          <w:spacing w:val="-5"/>
-          <w:sz w:val="20"/>
-        </w:rPr>
-        <w:t xml:space="preserve"> </w:t>
-      </w:r>
-      <w:r>
-        <w:rPr>
-          <w:b/>
-          <w:sz w:val="20"/>
-        </w:rPr>
-        <w:t>APIs</w:t>
-      </w:r>
-      <w:r>
-        <w:rPr>
-          <w:b/>
-          <w:spacing w:val="-5"/>
-          <w:sz w:val="20"/>
-        </w:rPr>
-        <w:t xml:space="preserve"> </w:t>
-      </w:r>
-      <w:r>
-        <w:rPr>
-          <w:sz w:val="20"/>
-        </w:rPr>
-        <w:t>using</w:t>
-      </w:r>
-      <w:r>
-        <w:rPr>
-          <w:spacing w:val="-5"/>
-          <w:sz w:val="20"/>
-        </w:rPr>
-        <w:t xml:space="preserve"> </w:t>
-      </w:r>
-      <w:r>
-        <w:rPr>
-          <w:b/>
-          <w:sz w:val="20"/>
-        </w:rPr>
-        <w:t>Java</w:t>
-      </w:r>
-      <w:r>
-        <w:rPr>
-          <w:b/>
-          <w:spacing w:val="-5"/>
-          <w:sz w:val="20"/>
-        </w:rPr>
-        <w:t xml:space="preserve"> </w:t>
-      </w:r>
-      <w:r>
-        <w:rPr>
-          <w:b/>
-          <w:sz w:val="20"/>
-        </w:rPr>
-        <w:t>Spring</w:t>
-      </w:r>
-      <w:r>
-        <w:rPr>
-          <w:b/>
-          <w:spacing w:val="-5"/>
-          <w:sz w:val="20"/>
-        </w:rPr>
-        <w:t xml:space="preserve"> </w:t>
-      </w:r>
-      <w:r>
-        <w:rPr>
-          <w:b/>
-          <w:sz w:val="20"/>
-        </w:rPr>
-        <w:t>Boot</w:t>
-      </w:r>
-      <w:r>
-        <w:rPr>
-          <w:sz w:val="20"/>
-        </w:rPr>
-        <w:t>,</w:t>
-      </w:r>
-      <w:r>
-        <w:rPr>
-          <w:spacing w:val="-5"/>
-          <w:sz w:val="20"/>
-        </w:rPr>
-        <w:t xml:space="preserve"> </w:t>
-      </w:r>
-      <w:r>
-        <w:rPr>
-          <w:sz w:val="20"/>
-        </w:rPr>
-        <w:t xml:space="preserve">improving performance by </w:t>
-      </w:r>
-      <w:r>
-        <w:rPr>
-          <w:b/>
-          <w:sz w:val="20"/>
-        </w:rPr>
-        <w:t xml:space="preserve">25% </w:t>
-      </w:r>
-      <w:r>
-        <w:rPr>
-          <w:sz w:val="20"/>
-        </w:rPr>
-        <w:t>and reducing latency.</w:t>
-      </w:r>
-    </w:p>
-    <w:p>
-      <w:pPr>
-        <w:pStyle w:val="ListParagraph"/>
-        <w:numPr>
-          <w:ilvl w:val="0"/>
-          <w:numId w:val="1"/>
-        </w:numPr>
-        <w:tabs>
-          <w:tab w:val="left" w:pos="4045"/>
-        </w:tabs>
-        <w:spacing w:line="288" w:lineRule="auto"/>
-        <w:ind w:right="111"/>
-        <w:rPr>
-          <w:sz w:val="20"/>
-        </w:rPr>
-      </w:pPr>
-      <w:r>
-        <w:rPr>
-          <w:sz w:val="20"/>
-        </w:rPr>
-        <w:t>Improved</w:t>
-      </w:r>
-      <w:r>
-        <w:rPr>
-          <w:spacing w:val="-4"/>
-          <w:sz w:val="20"/>
-        </w:rPr>
-        <w:t xml:space="preserve"> </w:t>
-      </w:r>
-      <w:r>
-        <w:rPr>
-          <w:sz w:val="20"/>
-        </w:rPr>
-        <w:t>code</w:t>
-      </w:r>
-      <w:r>
-        <w:rPr>
-          <w:spacing w:val="-4"/>
-          <w:sz w:val="20"/>
-        </w:rPr>
-        <w:t xml:space="preserve"> </w:t>
-      </w:r>
-      <w:r>
-        <w:rPr>
-          <w:sz w:val="20"/>
-        </w:rPr>
-        <w:t>reusability</w:t>
-      </w:r>
-      <w:r>
-        <w:rPr>
-          <w:spacing w:val="-4"/>
-          <w:sz w:val="20"/>
-        </w:rPr>
-        <w:t xml:space="preserve"> </w:t>
-      </w:r>
-      <w:r>
-        <w:rPr>
-          <w:sz w:val="20"/>
-        </w:rPr>
-        <w:t>and</w:t>
-      </w:r>
-      <w:r>
-        <w:rPr>
-          <w:spacing w:val="-4"/>
-          <w:sz w:val="20"/>
-        </w:rPr>
-        <w:t xml:space="preserve"> </w:t>
-      </w:r>
-      <w:r>
-        <w:rPr>
-          <w:sz w:val="20"/>
-        </w:rPr>
-        <w:t>maintainability</w:t>
-      </w:r>
-      <w:r>
-        <w:rPr>
-          <w:spacing w:val="-5"/>
-          <w:sz w:val="20"/>
-        </w:rPr>
-        <w:t xml:space="preserve"> </w:t>
-      </w:r>
-      <w:r>
-        <w:rPr>
-          <w:sz w:val="20"/>
-        </w:rPr>
-        <w:t>by</w:t>
-      </w:r>
-      <w:r>
-        <w:rPr>
-          <w:spacing w:val="-4"/>
-          <w:sz w:val="20"/>
-        </w:rPr>
-        <w:t xml:space="preserve"> </w:t>
-      </w:r>
-      <w:r>
-        <w:rPr>
-          <w:sz w:val="20"/>
-        </w:rPr>
-        <w:t>creating</w:t>
-      </w:r>
-      <w:r>
-        <w:rPr>
-          <w:spacing w:val="-4"/>
-          <w:sz w:val="20"/>
-        </w:rPr>
-        <w:t xml:space="preserve"> </w:t>
-      </w:r>
-      <w:r>
-        <w:rPr>
-          <w:sz w:val="20"/>
-        </w:rPr>
-        <w:t>modular</w:t>
-      </w:r>
-      <w:r>
-        <w:rPr>
-          <w:spacing w:val="-4"/>
-          <w:sz w:val="20"/>
-        </w:rPr>
-        <w:t xml:space="preserve"> </w:t>
-      </w:r>
-      <w:r>
-        <w:rPr>
-          <w:b/>
-          <w:sz w:val="20"/>
-        </w:rPr>
-        <w:t>Angular components and services</w:t>
-      </w:r>
-      <w:r>
-        <w:rPr>
-          <w:sz w:val="20"/>
-        </w:rPr>
-        <w:t>.</w:t>
-      </w:r>
-    </w:p>
-    <w:p>
-      <w:pPr>
-        <w:pStyle w:val="ListParagraph"/>
-        <w:numPr>
-          <w:ilvl w:val="0"/>
-          <w:numId w:val="1"/>
-        </w:numPr>
-        <w:tabs>
-          <w:tab w:val="left" w:pos="4045"/>
-        </w:tabs>
-        <w:spacing w:line="288" w:lineRule="auto"/>
-        <w:ind w:right="157"/>
-        <w:rPr>
-          <w:sz w:val="20"/>
-        </w:rPr>
-      </w:pPr>
-      <w:r>
-        <w:rPr>
-          <w:sz w:val="20"/>
-        </w:rPr>
-        <w:t xml:space="preserve">Improved code reusability and maintainability by </w:t>
-      </w:r>
-      <w:r>
-        <w:rPr>
-          <w:b/>
-          <w:sz w:val="20"/>
-        </w:rPr>
-        <w:t>refactoring JSF pages and</w:t>
-      </w:r>
-      <w:r>
-        <w:rPr>
-          <w:b/>
-          <w:spacing w:val="-5"/>
-          <w:sz w:val="20"/>
-        </w:rPr>
-        <w:t xml:space="preserve"> </w:t>
-      </w:r>
-      <w:r>
-        <w:rPr>
-          <w:b/>
-          <w:sz w:val="20"/>
-        </w:rPr>
-        <w:t>backing</w:t>
-      </w:r>
-      <w:r>
-        <w:rPr>
-          <w:b/>
-          <w:spacing w:val="-4"/>
-          <w:sz w:val="20"/>
-        </w:rPr>
-        <w:t xml:space="preserve"> </w:t>
-      </w:r>
-      <w:r>
-        <w:rPr>
-          <w:b/>
-          <w:sz w:val="20"/>
-        </w:rPr>
-        <w:t>beans</w:t>
-      </w:r>
-      <w:r>
-        <w:rPr>
-          <w:b/>
-          <w:spacing w:val="-5"/>
-          <w:sz w:val="20"/>
-        </w:rPr>
-        <w:t xml:space="preserve"> </w:t>
-      </w:r>
-      <w:r>
-        <w:rPr>
-          <w:b/>
-          <w:sz w:val="20"/>
-        </w:rPr>
-        <w:t>into</w:t>
-      </w:r>
-      <w:r>
-        <w:rPr>
-          <w:b/>
-          <w:spacing w:val="-5"/>
-          <w:sz w:val="20"/>
-        </w:rPr>
-        <w:t xml:space="preserve"> </w:t>
-      </w:r>
-      <w:r>
-        <w:rPr>
-          <w:b/>
-          <w:sz w:val="20"/>
-        </w:rPr>
-        <w:t>modular,</w:t>
-      </w:r>
-      <w:r>
-        <w:rPr>
-          <w:b/>
-          <w:spacing w:val="-5"/>
-          <w:sz w:val="20"/>
-        </w:rPr>
-        <w:t xml:space="preserve"> </w:t>
-      </w:r>
-      <w:r>
-        <w:rPr>
-          <w:b/>
-          <w:sz w:val="20"/>
-        </w:rPr>
-        <w:t>reusable</w:t>
-      </w:r>
-      <w:r>
-        <w:rPr>
-          <w:b/>
-          <w:spacing w:val="-5"/>
-          <w:sz w:val="20"/>
-        </w:rPr>
-        <w:t xml:space="preserve"> </w:t>
-      </w:r>
-      <w:r>
-        <w:rPr>
-          <w:b/>
-          <w:sz w:val="20"/>
-        </w:rPr>
-        <w:t>components</w:t>
-      </w:r>
-      <w:r>
-        <w:rPr>
-          <w:b/>
-          <w:spacing w:val="-5"/>
-          <w:sz w:val="20"/>
-        </w:rPr>
-        <w:t xml:space="preserve"> </w:t>
-      </w:r>
-      <w:r>
-        <w:rPr>
-          <w:b/>
-          <w:sz w:val="20"/>
-        </w:rPr>
-        <w:t>and</w:t>
-      </w:r>
-      <w:r>
-        <w:rPr>
-          <w:b/>
-          <w:spacing w:val="-5"/>
-          <w:sz w:val="20"/>
-        </w:rPr>
-        <w:t xml:space="preserve"> </w:t>
-      </w:r>
-      <w:r>
-        <w:rPr>
-          <w:b/>
-          <w:sz w:val="20"/>
-        </w:rPr>
-        <w:t>services</w:t>
-      </w:r>
-      <w:r>
-        <w:rPr>
-          <w:sz w:val="20"/>
-        </w:rPr>
-        <w:t>.</w:t>
-      </w:r>
-    </w:p>
-    <w:p>
-      <w:pPr>
-        <w:pStyle w:val="ListParagraph"/>
-        <w:numPr>
-          <w:ilvl w:val="0"/>
-          <w:numId w:val="1"/>
-        </w:numPr>
-        <w:tabs>
-          <w:tab w:val="left" w:pos="4045"/>
-        </w:tabs>
-        <w:spacing w:line="288" w:lineRule="auto"/>
-        <w:ind w:right="111"/>
-        <w:rPr>
-          <w:sz w:val="20"/>
-        </w:rPr>
-      </w:pPr>
-      <w:r>
-        <w:rPr>
-          <w:sz w:val="20"/>
-        </w:rPr>
-        <w:t xml:space="preserve">Spearheaded </w:t>
-      </w:r>
-      <w:r>
-        <w:rPr>
-          <w:b/>
-          <w:sz w:val="20"/>
-        </w:rPr>
-        <w:t>API integration between PeopleStrong and ClearTax</w:t>
-      </w:r>
-      <w:r>
-        <w:rPr>
-          <w:sz w:val="20"/>
-        </w:rPr>
-        <w:t>, enabling</w:t>
-      </w:r>
-      <w:r>
-        <w:rPr>
-          <w:spacing w:val="-5"/>
-          <w:sz w:val="20"/>
-        </w:rPr>
-        <w:t xml:space="preserve"> </w:t>
-      </w:r>
-      <w:r>
-        <w:rPr>
-          <w:sz w:val="20"/>
-        </w:rPr>
-        <w:t>portal</w:t>
-      </w:r>
-      <w:r>
-        <w:rPr>
-          <w:spacing w:val="-5"/>
-          <w:sz w:val="20"/>
-        </w:rPr>
-        <w:t xml:space="preserve"> </w:t>
-      </w:r>
-      <w:r>
-        <w:rPr>
-          <w:sz w:val="20"/>
-        </w:rPr>
-        <w:t>redirection,</w:t>
-      </w:r>
-      <w:r>
-        <w:rPr>
-          <w:spacing w:val="-5"/>
-          <w:sz w:val="20"/>
-        </w:rPr>
-        <w:t xml:space="preserve"> </w:t>
-      </w:r>
-      <w:r>
-        <w:rPr>
-          <w:sz w:val="20"/>
-        </w:rPr>
-        <w:t>tracking</w:t>
-      </w:r>
-      <w:r>
-        <w:rPr>
-          <w:spacing w:val="-5"/>
-          <w:sz w:val="20"/>
-        </w:rPr>
-        <w:t xml:space="preserve"> </w:t>
-      </w:r>
-      <w:r>
-        <w:rPr>
-          <w:sz w:val="20"/>
-        </w:rPr>
-        <w:t>user</w:t>
-      </w:r>
-      <w:r>
-        <w:rPr>
-          <w:spacing w:val="-5"/>
-          <w:sz w:val="20"/>
-        </w:rPr>
-        <w:t xml:space="preserve"> </w:t>
-      </w:r>
-      <w:r>
-        <w:rPr>
-          <w:sz w:val="20"/>
-        </w:rPr>
-        <w:t>interactions,</w:t>
-      </w:r>
-      <w:r>
-        <w:rPr>
-          <w:spacing w:val="-5"/>
-          <w:sz w:val="20"/>
-        </w:rPr>
-        <w:t xml:space="preserve"> </w:t>
-      </w:r>
-      <w:r>
-        <w:rPr>
-          <w:sz w:val="20"/>
-        </w:rPr>
-        <w:t>and</w:t>
-      </w:r>
-      <w:r>
-        <w:rPr>
-          <w:spacing w:val="-5"/>
-          <w:sz w:val="20"/>
-        </w:rPr>
-        <w:t xml:space="preserve"> </w:t>
-      </w:r>
-      <w:r>
-        <w:rPr>
-          <w:sz w:val="20"/>
-        </w:rPr>
-        <w:t>storing</w:t>
-      </w:r>
-      <w:r>
-        <w:rPr>
-          <w:spacing w:val="-5"/>
-          <w:sz w:val="20"/>
-        </w:rPr>
-        <w:t xml:space="preserve"> </w:t>
-      </w:r>
-      <w:r>
-        <w:rPr>
-          <w:sz w:val="20"/>
-        </w:rPr>
-        <w:t>purchase data in the database for analytics.</w:t>
-      </w:r>
-    </w:p>
-    <w:p>
-      <w:pPr>
-        <w:pStyle w:val="ListParagraph"/>
-        <w:numPr>
-          <w:ilvl w:val="0"/>
-          <w:numId w:val="1"/>
-        </w:numPr>
-        <w:tabs>
-          <w:tab w:val="left" w:pos="4045"/>
-        </w:tabs>
-        <w:spacing w:line="288" w:lineRule="auto"/>
-        <w:ind w:right="289"/>
-        <w:rPr>
-          <w:sz w:val="20"/>
-        </w:rPr>
-      </w:pPr>
-      <w:r>
-        <w:rPr>
-          <w:sz w:val="20"/>
-        </w:rPr>
-        <w:t>Exposed</w:t>
-      </w:r>
-      <w:r>
-        <w:rPr>
-          <w:spacing w:val="-5"/>
-          <w:sz w:val="20"/>
-        </w:rPr>
-        <w:t xml:space="preserve"> </w:t>
-      </w:r>
-      <w:r>
-        <w:rPr>
-          <w:sz w:val="20"/>
-        </w:rPr>
-        <w:t>APIs</w:t>
-      </w:r>
-      <w:r>
-        <w:rPr>
-          <w:spacing w:val="-5"/>
-          <w:sz w:val="20"/>
-        </w:rPr>
-        <w:t xml:space="preserve"> </w:t>
-      </w:r>
-      <w:r>
-        <w:rPr>
-          <w:sz w:val="20"/>
-        </w:rPr>
-        <w:t>for</w:t>
-      </w:r>
-      <w:r>
-        <w:rPr>
-          <w:spacing w:val="-5"/>
-          <w:sz w:val="20"/>
-        </w:rPr>
-        <w:t xml:space="preserve"> </w:t>
-      </w:r>
-      <w:r>
-        <w:rPr>
-          <w:b/>
-          <w:sz w:val="20"/>
-        </w:rPr>
-        <w:t>mobile</w:t>
-      </w:r>
-      <w:r>
-        <w:rPr>
-          <w:b/>
-          <w:spacing w:val="-5"/>
-          <w:sz w:val="20"/>
-        </w:rPr>
-        <w:t xml:space="preserve"> </w:t>
-      </w:r>
-      <w:r>
-        <w:rPr>
-          <w:b/>
-          <w:sz w:val="20"/>
-        </w:rPr>
-        <w:t>integration</w:t>
-      </w:r>
-      <w:r>
-        <w:rPr>
-          <w:b/>
-          <w:spacing w:val="-4"/>
-          <w:sz w:val="20"/>
-        </w:rPr>
-        <w:t xml:space="preserve"> </w:t>
-      </w:r>
-      <w:r>
-        <w:rPr>
-          <w:sz w:val="20"/>
-        </w:rPr>
-        <w:t>and</w:t>
-      </w:r>
-      <w:r>
-        <w:rPr>
-          <w:spacing w:val="-5"/>
-          <w:sz w:val="20"/>
-        </w:rPr>
-        <w:t xml:space="preserve"> </w:t>
-      </w:r>
-      <w:r>
-        <w:rPr>
-          <w:sz w:val="20"/>
-        </w:rPr>
-        <w:t>successfully</w:t>
-      </w:r>
-      <w:r>
-        <w:rPr>
-          <w:spacing w:val="-5"/>
-          <w:sz w:val="20"/>
-        </w:rPr>
-        <w:t xml:space="preserve"> </w:t>
-      </w:r>
-      <w:r>
-        <w:rPr>
-          <w:sz w:val="20"/>
-        </w:rPr>
-        <w:t>managed</w:t>
-      </w:r>
-      <w:r>
-        <w:rPr>
-          <w:spacing w:val="-5"/>
-          <w:sz w:val="20"/>
-        </w:rPr>
-        <w:t xml:space="preserve"> </w:t>
-      </w:r>
-      <w:r>
-        <w:rPr>
-          <w:sz w:val="20"/>
-        </w:rPr>
-        <w:t xml:space="preserve">end-to-end integration of the </w:t>
-      </w:r>
-      <w:r>
-        <w:rPr>
-          <w:b/>
-          <w:sz w:val="20"/>
-        </w:rPr>
-        <w:t xml:space="preserve">Recruit Module </w:t>
-      </w:r>
-      <w:r>
-        <w:rPr>
-          <w:sz w:val="20"/>
-        </w:rPr>
-        <w:t xml:space="preserve">ensuring seamless data flow and </w:t>
-      </w:r>
-      <w:r>
-        <w:rPr>
-          <w:spacing w:val="-2"/>
-          <w:sz w:val="20"/>
-        </w:rPr>
-        <w:t>functionality.</w:t>
-      </w:r>
-    </w:p>
-    <w:p>
-      <w:pPr>
-        <w:pStyle w:val="ListParagraph"/>
-        <w:numPr>
-          <w:ilvl w:val="0"/>
-          <w:numId w:val="1"/>
-        </w:numPr>
-        <w:tabs>
-          <w:tab w:val="left" w:pos="4045"/>
-        </w:tabs>
-        <w:spacing w:line="227" w:lineRule="exact"/>
-        <w:rPr>
-          <w:sz w:val="20"/>
-        </w:rPr>
-      </w:pPr>
-      <w:r>
-        <w:rPr>
-          <w:sz w:val="20"/>
-        </w:rPr>
-        <w:t>Conducted</w:t>
-      </w:r>
-      <w:r>
-        <w:rPr>
-          <w:spacing w:val="-6"/>
-          <w:sz w:val="20"/>
-        </w:rPr>
-        <w:t xml:space="preserve"> </w:t>
-      </w:r>
-      <w:r>
-        <w:rPr>
-          <w:b/>
-          <w:sz w:val="20"/>
-        </w:rPr>
-        <w:t>manual</w:t>
-      </w:r>
-      <w:r>
-        <w:rPr>
-          <w:b/>
-          <w:spacing w:val="-5"/>
-          <w:sz w:val="20"/>
-        </w:rPr>
-        <w:t xml:space="preserve"> </w:t>
-      </w:r>
-      <w:r>
-        <w:rPr>
-          <w:b/>
-          <w:sz w:val="20"/>
-        </w:rPr>
-        <w:t>testing</w:t>
-      </w:r>
-      <w:r>
-        <w:rPr>
-          <w:b/>
-          <w:spacing w:val="-5"/>
-          <w:sz w:val="20"/>
-        </w:rPr>
-        <w:t xml:space="preserve"> </w:t>
-      </w:r>
-      <w:r>
-        <w:rPr>
-          <w:sz w:val="20"/>
-        </w:rPr>
-        <w:t>for</w:t>
-      </w:r>
-      <w:r>
-        <w:rPr>
-          <w:spacing w:val="-5"/>
-          <w:sz w:val="20"/>
-        </w:rPr>
-        <w:t xml:space="preserve"> </w:t>
-      </w:r>
-      <w:r>
-        <w:rPr>
-          <w:sz w:val="20"/>
-        </w:rPr>
-        <w:t>production</w:t>
-      </w:r>
-      <w:r>
-        <w:rPr>
-          <w:spacing w:val="-5"/>
-          <w:sz w:val="20"/>
-        </w:rPr>
-        <w:t xml:space="preserve"> </w:t>
-      </w:r>
-      <w:r>
-        <w:rPr>
-          <w:sz w:val="20"/>
-        </w:rPr>
-        <w:t>issue</w:t>
-      </w:r>
-      <w:r>
-        <w:rPr>
-          <w:spacing w:val="-5"/>
-          <w:sz w:val="20"/>
-        </w:rPr>
-        <w:t xml:space="preserve"> </w:t>
-      </w:r>
-      <w:r>
-        <w:rPr>
-          <w:spacing w:val="-2"/>
-          <w:sz w:val="20"/>
-        </w:rPr>
-        <w:t>tracking.</w:t>
-      </w:r>
-    </w:p>
-    <w:p>
-      <w:pPr>
-        <w:pStyle w:val="ListParagraph"/>
-        <w:numPr>
-          <w:ilvl w:val="0"/>
-          <w:numId w:val="1"/>
-        </w:numPr>
-        <w:tabs>
-          <w:tab w:val="left" w:pos="4045"/>
-        </w:tabs>
-        <w:spacing w:before="36" w:line="288" w:lineRule="auto"/>
-        <w:ind w:right="189"/>
-        <w:rPr>
-          <w:sz w:val="20"/>
-        </w:rPr>
-      </w:pPr>
-      <w:r>
-        <w:rPr>
-          <w:sz w:val="20"/>
-        </w:rPr>
-        <w:t>Collaborated</w:t>
-      </w:r>
-      <w:r>
-        <w:rPr>
-          <w:spacing w:val="-4"/>
-          <w:sz w:val="20"/>
-        </w:rPr>
-        <w:t xml:space="preserve"> </w:t>
-      </w:r>
-      <w:r>
-        <w:rPr>
-          <w:sz w:val="20"/>
-        </w:rPr>
-        <w:t>closely</w:t>
-      </w:r>
-      <w:r>
-        <w:rPr>
-          <w:spacing w:val="-4"/>
-          <w:sz w:val="20"/>
-        </w:rPr>
-        <w:t xml:space="preserve"> </w:t>
-      </w:r>
-      <w:r>
-        <w:rPr>
-          <w:sz w:val="20"/>
-        </w:rPr>
-        <w:t>with</w:t>
-      </w:r>
-      <w:r>
-        <w:rPr>
-          <w:spacing w:val="-4"/>
-          <w:sz w:val="20"/>
-        </w:rPr>
-        <w:t xml:space="preserve"> </w:t>
-      </w:r>
-      <w:r>
-        <w:rPr>
-          <w:sz w:val="20"/>
-        </w:rPr>
-        <w:t>QA,</w:t>
-      </w:r>
-      <w:r>
-        <w:rPr>
-          <w:spacing w:val="-4"/>
-          <w:sz w:val="20"/>
-        </w:rPr>
-        <w:t xml:space="preserve"> </w:t>
-      </w:r>
-      <w:r>
-        <w:rPr>
-          <w:sz w:val="20"/>
-        </w:rPr>
-        <w:t>product</w:t>
-      </w:r>
-      <w:r>
-        <w:rPr>
-          <w:spacing w:val="-4"/>
-          <w:sz w:val="20"/>
-        </w:rPr>
-        <w:t xml:space="preserve"> </w:t>
-      </w:r>
-      <w:r>
-        <w:rPr>
-          <w:sz w:val="20"/>
-        </w:rPr>
-        <w:t>owners,</w:t>
-      </w:r>
-      <w:r>
-        <w:rPr>
-          <w:spacing w:val="-5"/>
-          <w:sz w:val="20"/>
-        </w:rPr>
-        <w:t xml:space="preserve"> </w:t>
-      </w:r>
-      <w:r>
-        <w:rPr>
-          <w:sz w:val="20"/>
-        </w:rPr>
-        <w:t>and</w:t>
-      </w:r>
-      <w:r>
-        <w:rPr>
-          <w:spacing w:val="-4"/>
-          <w:sz w:val="20"/>
-        </w:rPr>
-        <w:t xml:space="preserve"> </w:t>
-      </w:r>
-      <w:r>
-        <w:rPr>
-          <w:sz w:val="20"/>
-        </w:rPr>
-        <w:t>cross-functional</w:t>
-      </w:r>
-      <w:r>
-        <w:rPr>
-          <w:spacing w:val="-4"/>
-          <w:sz w:val="20"/>
-        </w:rPr>
-        <w:t xml:space="preserve"> </w:t>
-      </w:r>
-      <w:r>
-        <w:rPr>
-          <w:sz w:val="20"/>
-        </w:rPr>
-        <w:t xml:space="preserve">teams in </w:t>
-      </w:r>
-      <w:r>
-        <w:rPr>
-          <w:b/>
-          <w:sz w:val="20"/>
-        </w:rPr>
-        <w:t xml:space="preserve">Agile/Scrum </w:t>
-      </w:r>
-      <w:r>
-        <w:rPr>
-          <w:sz w:val="20"/>
-        </w:rPr>
-        <w:t>to ensure timely delivery of features.</w:t>
-      </w:r>
-    </w:p>
-    <w:p>
-      <w:pPr>
-        <w:pStyle w:val="ListParagraph"/>
-        <w:numPr>
-          <w:ilvl w:val="0"/>
-          <w:numId w:val="1"/>
-        </w:numPr>
-        <w:tabs>
-          <w:tab w:val="left" w:pos="4045"/>
-        </w:tabs>
-        <w:spacing w:line="288" w:lineRule="auto"/>
-        <w:ind w:right="199"/>
-        <w:rPr>
-          <w:sz w:val="20"/>
-        </w:rPr>
-      </w:pPr>
-      <w:r>
-        <w:rPr>
-          <w:sz w:val="20"/>
-        </w:rPr>
-        <w:t>Mentored</w:t>
-      </w:r>
-      <w:r>
-        <w:rPr>
-          <w:spacing w:val="-4"/>
-          <w:sz w:val="20"/>
-        </w:rPr>
-        <w:t xml:space="preserve"> </w:t>
-      </w:r>
-      <w:r>
-        <w:rPr>
-          <w:sz w:val="20"/>
-        </w:rPr>
-        <w:t>junior</w:t>
-      </w:r>
-      <w:r>
-        <w:rPr>
-          <w:spacing w:val="-4"/>
-          <w:sz w:val="20"/>
-        </w:rPr>
-        <w:t xml:space="preserve"> </w:t>
-      </w:r>
-      <w:r>
-        <w:rPr>
-          <w:sz w:val="20"/>
-        </w:rPr>
-        <w:t>developers</w:t>
-      </w:r>
-      <w:r>
-        <w:rPr>
-          <w:spacing w:val="-4"/>
-          <w:sz w:val="20"/>
-        </w:rPr>
-        <w:t xml:space="preserve"> </w:t>
-      </w:r>
-      <w:r>
-        <w:rPr>
-          <w:sz w:val="20"/>
-        </w:rPr>
-        <w:t>and</w:t>
-      </w:r>
-      <w:r>
-        <w:rPr>
-          <w:spacing w:val="-4"/>
-          <w:sz w:val="20"/>
-        </w:rPr>
-        <w:t xml:space="preserve"> </w:t>
-      </w:r>
-      <w:r>
-        <w:rPr>
-          <w:sz w:val="20"/>
-        </w:rPr>
-        <w:t>conducted</w:t>
-      </w:r>
-      <w:r>
-        <w:rPr>
-          <w:spacing w:val="-4"/>
-          <w:sz w:val="20"/>
-        </w:rPr>
-        <w:t xml:space="preserve"> </w:t>
-      </w:r>
-      <w:r>
-        <w:rPr>
-          <w:b/>
-          <w:sz w:val="20"/>
-        </w:rPr>
-        <w:t>peer</w:t>
-      </w:r>
-      <w:r>
-        <w:rPr>
-          <w:b/>
-          <w:spacing w:val="-4"/>
-          <w:sz w:val="20"/>
-        </w:rPr>
-        <w:t xml:space="preserve"> </w:t>
-      </w:r>
-      <w:r>
-        <w:rPr>
-          <w:b/>
-          <w:sz w:val="20"/>
-        </w:rPr>
-        <w:t>code</w:t>
-      </w:r>
-      <w:r>
-        <w:rPr>
-          <w:b/>
-          <w:spacing w:val="-4"/>
-          <w:sz w:val="20"/>
-        </w:rPr>
-        <w:t xml:space="preserve"> </w:t>
-      </w:r>
-      <w:r>
-        <w:rPr>
-          <w:b/>
-          <w:sz w:val="20"/>
-        </w:rPr>
-        <w:t>reviews</w:t>
-      </w:r>
-      <w:r>
-        <w:rPr>
-          <w:b/>
-          <w:spacing w:val="-4"/>
-          <w:sz w:val="20"/>
-        </w:rPr>
-        <w:t xml:space="preserve"> </w:t>
-      </w:r>
-      <w:r>
-        <w:rPr>
-          <w:sz w:val="20"/>
-        </w:rPr>
-        <w:t>to</w:t>
-      </w:r>
-      <w:r>
-        <w:rPr>
-          <w:spacing w:val="-4"/>
-          <w:sz w:val="20"/>
-        </w:rPr>
-        <w:t xml:space="preserve"> </w:t>
-      </w:r>
-      <w:r>
-        <w:rPr>
-          <w:sz w:val="20"/>
-        </w:rPr>
-        <w:t>enforce coding standards and best practices.</w:t>
-      </w:r>
-    </w:p>
-    <w:p>
-      <w:pPr>
-        <w:pStyle w:val="ListParagraph"/>
-        <w:numPr>
-          <w:ilvl w:val="0"/>
-          <w:numId w:val="1"/>
-        </w:numPr>
-        <w:tabs>
-          <w:tab w:val="left" w:pos="4045"/>
-        </w:tabs>
-        <w:spacing w:line="288" w:lineRule="auto"/>
-        <w:ind w:right="499"/>
-        <w:rPr>
-          <w:sz w:val="20"/>
-        </w:rPr>
-      </w:pPr>
-      <w:r>
-        <w:rPr>
-          <w:sz w:val="20"/>
-        </w:rPr>
-        <w:t xml:space="preserve">Worked as </w:t>
-      </w:r>
-      <w:r>
-        <w:rPr>
-          <w:b/>
-          <w:sz w:val="20"/>
-        </w:rPr>
-        <w:t>L2 support</w:t>
-      </w:r>
-      <w:r>
-        <w:rPr>
-          <w:sz w:val="20"/>
-        </w:rPr>
-        <w:t>, handling high-priority production issues and coordinating</w:t>
-      </w:r>
-      <w:r>
-        <w:rPr>
-          <w:spacing w:val="-4"/>
-          <w:sz w:val="20"/>
-        </w:rPr>
-        <w:t xml:space="preserve"> </w:t>
-      </w:r>
-      <w:r>
-        <w:rPr>
-          <w:sz w:val="20"/>
-        </w:rPr>
-        <w:t>between</w:t>
-      </w:r>
-      <w:r>
-        <w:rPr>
-          <w:spacing w:val="-4"/>
-          <w:sz w:val="20"/>
-        </w:rPr>
-        <w:t xml:space="preserve"> </w:t>
-      </w:r>
-      <w:r>
-        <w:rPr>
-          <w:sz w:val="20"/>
-        </w:rPr>
-        <w:t>L1</w:t>
-      </w:r>
-      <w:r>
-        <w:rPr>
-          <w:spacing w:val="-4"/>
-          <w:sz w:val="20"/>
-        </w:rPr>
-        <w:t xml:space="preserve"> </w:t>
-      </w:r>
-      <w:r>
-        <w:rPr>
-          <w:sz w:val="20"/>
-        </w:rPr>
-        <w:t>and</w:t>
-      </w:r>
-      <w:r>
-        <w:rPr>
-          <w:spacing w:val="-4"/>
-          <w:sz w:val="20"/>
-        </w:rPr>
-        <w:t xml:space="preserve"> </w:t>
-      </w:r>
-      <w:r>
-        <w:rPr>
-          <w:sz w:val="20"/>
-        </w:rPr>
-        <w:t>L3</w:t>
-      </w:r>
-      <w:r>
-        <w:rPr>
-          <w:spacing w:val="-4"/>
-          <w:sz w:val="20"/>
-        </w:rPr>
-        <w:t xml:space="preserve"> </w:t>
-      </w:r>
-      <w:r>
-        <w:rPr>
-          <w:sz w:val="20"/>
-        </w:rPr>
-        <w:t>teams</w:t>
-      </w:r>
-      <w:r>
-        <w:rPr>
-          <w:spacing w:val="-4"/>
-          <w:sz w:val="20"/>
-        </w:rPr>
-        <w:t xml:space="preserve"> </w:t>
-      </w:r>
-      <w:r>
-        <w:rPr>
-          <w:sz w:val="20"/>
-        </w:rPr>
-        <w:t>to</w:t>
-      </w:r>
-      <w:r>
-        <w:rPr>
-          <w:spacing w:val="-4"/>
-          <w:sz w:val="20"/>
-        </w:rPr>
-        <w:t xml:space="preserve"> </w:t>
-      </w:r>
-      <w:r>
-        <w:rPr>
-          <w:sz w:val="20"/>
-        </w:rPr>
-        <w:t>ensure</w:t>
-      </w:r>
-      <w:r>
-        <w:rPr>
-          <w:spacing w:val="-4"/>
-          <w:sz w:val="20"/>
-        </w:rPr>
-        <w:t xml:space="preserve"> </w:t>
-      </w:r>
-      <w:r>
-        <w:rPr>
-          <w:sz w:val="20"/>
-        </w:rPr>
-        <w:t>timely</w:t>
-      </w:r>
-      <w:r>
-        <w:rPr>
-          <w:spacing w:val="-5"/>
-          <w:sz w:val="20"/>
-        </w:rPr>
-        <w:t xml:space="preserve"> </w:t>
-      </w:r>
-      <w:r>
-        <w:rPr>
-          <w:sz w:val="20"/>
-        </w:rPr>
-        <w:t>resolution</w:t>
-      </w:r>
-      <w:r>
-        <w:rPr>
-          <w:spacing w:val="-4"/>
-          <w:sz w:val="20"/>
-        </w:rPr>
-        <w:t xml:space="preserve"> </w:t>
-      </w:r>
-      <w:r>
-        <w:rPr>
-          <w:sz w:val="20"/>
-        </w:rPr>
-        <w:t>and improved system stability.</w:t>
-      </w:r>
-    </w:p>
-    <w:p>
-      <w:pPr>
-        <w:tabs>
-          <w:tab w:val="left" w:pos="8782"/>
-        </w:tabs>
-        <w:spacing w:before="193" w:line="288" w:lineRule="auto"/>
-        <w:ind w:left="3645" w:right="32"/>
-        <w:rPr>
-          <w:sz w:val="20"/>
-        </w:rPr>
-      </w:pPr>
-      <w:r>
-        <w:rPr>
-          <w:b/>
-          <w:color w:val="333333"/>
-          <w:sz w:val="20"/>
-        </w:rPr>
-        <w:t>Software Developer</w:t>
-      </w:r>
-      <w:r>
-        <w:rPr>
-          <w:b/>
-          <w:color w:val="333333"/>
-          <w:sz w:val="20"/>
-        </w:rPr>
-        <w:tab/>
-      </w:r>
-      <w:r>
-        <w:rPr>
-          <w:b/>
-          <w:color w:val="2E709F"/>
-          <w:sz w:val="20"/>
-        </w:rPr>
-        <w:t>Aug</w:t>
-      </w:r>
-      <w:r>
-        <w:rPr>
-          <w:b/>
-          <w:color w:val="2E709F"/>
-          <w:spacing w:val="-9"/>
-          <w:sz w:val="20"/>
-        </w:rPr>
-        <w:t xml:space="preserve"> </w:t>
-      </w:r>
-      <w:r>
-        <w:rPr>
-          <w:b/>
-          <w:color w:val="2E709F"/>
-          <w:sz w:val="20"/>
-        </w:rPr>
-        <w:t>2015</w:t>
-      </w:r>
-      <w:r>
-        <w:rPr>
-          <w:b/>
-          <w:color w:val="2E709F"/>
-          <w:spacing w:val="-9"/>
-          <w:sz w:val="20"/>
-        </w:rPr>
-        <w:t xml:space="preserve"> </w:t>
-      </w:r>
-      <w:r>
-        <w:rPr>
-          <w:b/>
-          <w:color w:val="2E709F"/>
-          <w:sz w:val="20"/>
-        </w:rPr>
-        <w:t>-</w:t>
-      </w:r>
-      <w:r>
-        <w:rPr>
-          <w:b/>
-          <w:color w:val="2E709F"/>
-          <w:spacing w:val="-9"/>
-          <w:sz w:val="20"/>
-        </w:rPr>
-        <w:t xml:space="preserve"> </w:t>
-      </w:r>
-      <w:r>
-        <w:rPr>
-          <w:b/>
-          <w:color w:val="2E709F"/>
-          <w:sz w:val="20"/>
-        </w:rPr>
-        <w:t>May</w:t>
-      </w:r>
-      <w:r>
-        <w:rPr>
-          <w:b/>
-          <w:color w:val="2E709F"/>
-          <w:spacing w:val="-9"/>
-          <w:sz w:val="20"/>
-        </w:rPr>
-        <w:t xml:space="preserve"> </w:t>
-      </w:r>
-      <w:r>
-        <w:rPr>
-          <w:b/>
-          <w:color w:val="2E709F"/>
-          <w:sz w:val="20"/>
-        </w:rPr>
-        <w:t xml:space="preserve">2016 </w:t>
-      </w:r>
-      <w:r>
-        <w:rPr>
-          <w:color w:val="2E709F"/>
-          <w:sz w:val="20"/>
-        </w:rPr>
-        <w:t>Rhythmus Technology</w:t>
-      </w:r>
-    </w:p>
-    <w:p>
-      <w:pPr>
-        <w:spacing w:line="288" w:lineRule="auto"/>
-        <w:ind w:left="3645" w:right="991"/>
-        <w:rPr>
-          <w:b/>
-          <w:sz w:val="20"/>
-        </w:rPr>
-      </w:pPr>
-      <w:r>
-        <w:rPr>
-          <w:b/>
-          <w:sz w:val="20"/>
-        </w:rPr>
-        <w:t>Project:</w:t>
-      </w:r>
-      <w:r>
-        <w:rPr>
-          <w:b/>
-          <w:spacing w:val="-5"/>
-          <w:sz w:val="20"/>
-        </w:rPr>
-        <w:t xml:space="preserve"> </w:t>
-      </w:r>
-      <w:r>
-        <w:rPr>
-          <w:b/>
-          <w:sz w:val="20"/>
-        </w:rPr>
-        <w:t>DemoGo</w:t>
-      </w:r>
-      <w:r>
-        <w:rPr>
-          <w:b/>
-          <w:spacing w:val="-5"/>
-          <w:sz w:val="20"/>
-        </w:rPr>
-        <w:t xml:space="preserve"> </w:t>
-      </w:r>
-      <w:r>
-        <w:rPr>
-          <w:b/>
-          <w:sz w:val="20"/>
-        </w:rPr>
-        <w:t>â€“</w:t>
-      </w:r>
-      <w:r>
-        <w:rPr>
-          <w:b/>
-          <w:spacing w:val="-5"/>
-          <w:sz w:val="20"/>
-        </w:rPr>
-        <w:t xml:space="preserve"> </w:t>
-      </w:r>
-      <w:r>
-        <w:rPr>
-          <w:b/>
-          <w:sz w:val="20"/>
-        </w:rPr>
-        <w:t>Marketing</w:t>
-      </w:r>
-      <w:r>
-        <w:rPr>
-          <w:b/>
-          <w:spacing w:val="-4"/>
-          <w:sz w:val="20"/>
-        </w:rPr>
-        <w:t xml:space="preserve"> </w:t>
-      </w:r>
-      <w:r>
-        <w:rPr>
-          <w:b/>
-          <w:sz w:val="20"/>
-        </w:rPr>
-        <w:t>&amp;</w:t>
-      </w:r>
-      <w:r>
-        <w:rPr>
-          <w:b/>
-          <w:spacing w:val="-5"/>
-          <w:sz w:val="20"/>
-        </w:rPr>
-        <w:t xml:space="preserve"> </w:t>
-      </w:r>
-      <w:r>
-        <w:rPr>
-          <w:b/>
-          <w:sz w:val="20"/>
-        </w:rPr>
-        <w:t>Audio</w:t>
-      </w:r>
-      <w:r>
-        <w:rPr>
-          <w:b/>
-          <w:spacing w:val="-5"/>
-          <w:sz w:val="20"/>
-        </w:rPr>
-        <w:t xml:space="preserve"> </w:t>
-      </w:r>
-      <w:r>
-        <w:rPr>
-          <w:b/>
-          <w:sz w:val="20"/>
-        </w:rPr>
-        <w:t>Conferencing</w:t>
-      </w:r>
-      <w:r>
-        <w:rPr>
-          <w:b/>
-          <w:spacing w:val="-4"/>
-          <w:sz w:val="20"/>
-        </w:rPr>
-        <w:t xml:space="preserve"> </w:t>
-      </w:r>
-      <w:r>
-        <w:rPr>
-          <w:b/>
-          <w:sz w:val="20"/>
-        </w:rPr>
-        <w:t>System Role: Full Stack Developer</w:t>
-      </w:r>
-    </w:p>
-    <w:p>
-      <w:pPr>
-        <w:pStyle w:val="ListParagraph"/>
-        <w:numPr>
-          <w:ilvl w:val="0"/>
-          <w:numId w:val="1"/>
-        </w:numPr>
-        <w:tabs>
-          <w:tab w:val="left" w:pos="4045"/>
-        </w:tabs>
-        <w:spacing w:line="288" w:lineRule="auto"/>
-        <w:ind w:right="522"/>
-        <w:jc w:val="both"/>
-        <w:rPr>
-          <w:sz w:val="20"/>
-        </w:rPr>
-      </w:pPr>
-      <w:r>
-        <w:rPr>
-          <w:sz w:val="20"/>
-        </w:rPr>
-        <w:t>Designed</w:t>
-      </w:r>
-      <w:r>
-        <w:rPr>
-          <w:spacing w:val="-2"/>
-          <w:sz w:val="20"/>
-        </w:rPr>
-        <w:t xml:space="preserve"> </w:t>
-      </w:r>
-      <w:r>
-        <w:rPr>
-          <w:sz w:val="20"/>
-        </w:rPr>
-        <w:t>and</w:t>
-      </w:r>
-      <w:r>
-        <w:rPr>
-          <w:spacing w:val="-2"/>
-          <w:sz w:val="20"/>
-        </w:rPr>
-        <w:t xml:space="preserve"> </w:t>
-      </w:r>
-      <w:r>
-        <w:rPr>
-          <w:sz w:val="20"/>
-        </w:rPr>
-        <w:t>implemented</w:t>
-      </w:r>
-      <w:r>
-        <w:rPr>
-          <w:spacing w:val="-2"/>
-          <w:sz w:val="20"/>
-        </w:rPr>
-        <w:t xml:space="preserve"> </w:t>
-      </w:r>
-      <w:r>
-        <w:rPr>
-          <w:sz w:val="20"/>
-        </w:rPr>
-        <w:t>a</w:t>
-      </w:r>
-      <w:r>
-        <w:rPr>
-          <w:spacing w:val="-2"/>
-          <w:sz w:val="20"/>
-        </w:rPr>
-        <w:t xml:space="preserve"> </w:t>
-      </w:r>
-      <w:r>
-        <w:rPr>
-          <w:sz w:val="20"/>
-        </w:rPr>
-        <w:t>scalable</w:t>
-      </w:r>
-      <w:r>
-        <w:rPr>
-          <w:spacing w:val="-2"/>
-          <w:sz w:val="20"/>
-        </w:rPr>
-        <w:t xml:space="preserve"> </w:t>
-      </w:r>
-      <w:r>
-        <w:rPr>
-          <w:b/>
-          <w:sz w:val="20"/>
-        </w:rPr>
-        <w:t>audio-conferencing</w:t>
-      </w:r>
-      <w:r>
-        <w:rPr>
-          <w:b/>
-          <w:spacing w:val="-1"/>
-          <w:sz w:val="20"/>
-        </w:rPr>
-        <w:t xml:space="preserve"> </w:t>
-      </w:r>
-      <w:r>
-        <w:rPr>
-          <w:b/>
-          <w:sz w:val="20"/>
-        </w:rPr>
-        <w:t xml:space="preserve">software </w:t>
-      </w:r>
-      <w:r>
-        <w:rPr>
-          <w:sz w:val="20"/>
-        </w:rPr>
-        <w:t>enabling</w:t>
-      </w:r>
-      <w:r>
-        <w:rPr>
-          <w:spacing w:val="-4"/>
-          <w:sz w:val="20"/>
-        </w:rPr>
-        <w:t xml:space="preserve"> </w:t>
-      </w:r>
-      <w:r>
-        <w:rPr>
-          <w:sz w:val="20"/>
-        </w:rPr>
-        <w:t>users</w:t>
-      </w:r>
-      <w:r>
-        <w:rPr>
-          <w:spacing w:val="-4"/>
-          <w:sz w:val="20"/>
-        </w:rPr>
-        <w:t xml:space="preserve"> </w:t>
-      </w:r>
-      <w:r>
-        <w:rPr>
-          <w:sz w:val="20"/>
-        </w:rPr>
-        <w:t>to</w:t>
-      </w:r>
-      <w:r>
-        <w:rPr>
-          <w:spacing w:val="-4"/>
-          <w:sz w:val="20"/>
-        </w:rPr>
-        <w:t xml:space="preserve"> </w:t>
-      </w:r>
-      <w:r>
-        <w:rPr>
-          <w:sz w:val="20"/>
-        </w:rPr>
-        <w:t>schedule,</w:t>
-      </w:r>
-      <w:r>
-        <w:rPr>
-          <w:spacing w:val="-5"/>
-          <w:sz w:val="20"/>
-        </w:rPr>
-        <w:t xml:space="preserve"> </w:t>
-      </w:r>
-      <w:r>
-        <w:rPr>
-          <w:sz w:val="20"/>
-        </w:rPr>
-        <w:t>join,</w:t>
-      </w:r>
-      <w:r>
-        <w:rPr>
-          <w:spacing w:val="-5"/>
-          <w:sz w:val="20"/>
-        </w:rPr>
-        <w:t xml:space="preserve"> </w:t>
-      </w:r>
-      <w:r>
-        <w:rPr>
-          <w:sz w:val="20"/>
-        </w:rPr>
-        <w:t>record,</w:t>
-      </w:r>
-      <w:r>
-        <w:rPr>
-          <w:spacing w:val="-4"/>
-          <w:sz w:val="20"/>
-        </w:rPr>
-        <w:t xml:space="preserve"> </w:t>
-      </w:r>
-      <w:r>
-        <w:rPr>
-          <w:sz w:val="20"/>
-        </w:rPr>
-        <w:t>and</w:t>
-      </w:r>
-      <w:r>
-        <w:rPr>
-          <w:spacing w:val="-4"/>
-          <w:sz w:val="20"/>
-        </w:rPr>
-        <w:t xml:space="preserve"> </w:t>
-      </w:r>
-      <w:r>
-        <w:rPr>
-          <w:sz w:val="20"/>
-        </w:rPr>
-        <w:t>manage</w:t>
-      </w:r>
-      <w:r>
-        <w:rPr>
-          <w:spacing w:val="-4"/>
-          <w:sz w:val="20"/>
-        </w:rPr>
-        <w:t xml:space="preserve"> </w:t>
-      </w:r>
-      <w:r>
-        <w:rPr>
-          <w:sz w:val="20"/>
-        </w:rPr>
-        <w:t>conference</w:t>
-      </w:r>
-      <w:r>
-        <w:rPr>
-          <w:spacing w:val="-4"/>
-          <w:sz w:val="20"/>
-        </w:rPr>
-        <w:t xml:space="preserve"> </w:t>
-      </w:r>
-      <w:r>
-        <w:rPr>
-          <w:sz w:val="20"/>
-        </w:rPr>
-        <w:t xml:space="preserve">calls </w:t>
-      </w:r>
-      <w:r>
-        <w:rPr>
-          <w:spacing w:val="-2"/>
-          <w:sz w:val="20"/>
-        </w:rPr>
-        <w:t>seamlessly.</w:t>
-      </w:r>
-    </w:p>
-    <w:p>
-      <w:pPr>
-        <w:pStyle w:val="ListParagraph"/>
-        <w:numPr>
-          <w:ilvl w:val="0"/>
-          <w:numId w:val="1"/>
-        </w:numPr>
-        <w:tabs>
-          <w:tab w:val="left" w:pos="4045"/>
-        </w:tabs>
-        <w:spacing w:line="288" w:lineRule="auto"/>
-        <w:ind w:right="33"/>
-        <w:rPr>
-          <w:sz w:val="20"/>
-        </w:rPr>
-      </w:pPr>
-      <w:r>
-        <w:rPr>
-          <w:sz w:val="20"/>
-        </w:rPr>
-        <w:t>Developed</w:t>
-      </w:r>
-      <w:r>
-        <w:rPr>
-          <w:spacing w:val="-4"/>
-          <w:sz w:val="20"/>
-        </w:rPr>
-        <w:t xml:space="preserve"> </w:t>
-      </w:r>
-      <w:r>
-        <w:rPr>
-          <w:sz w:val="20"/>
-        </w:rPr>
-        <w:t>backend</w:t>
-      </w:r>
-      <w:r>
-        <w:rPr>
-          <w:spacing w:val="-4"/>
-          <w:sz w:val="20"/>
-        </w:rPr>
-        <w:t xml:space="preserve"> </w:t>
-      </w:r>
-      <w:r>
-        <w:rPr>
-          <w:sz w:val="20"/>
-        </w:rPr>
-        <w:t>modules</w:t>
-      </w:r>
-      <w:r>
-        <w:rPr>
-          <w:spacing w:val="-4"/>
-          <w:sz w:val="20"/>
-        </w:rPr>
-        <w:t xml:space="preserve"> </w:t>
-      </w:r>
-      <w:r>
-        <w:rPr>
-          <w:sz w:val="20"/>
-        </w:rPr>
-        <w:t>using</w:t>
-      </w:r>
-      <w:r>
-        <w:rPr>
-          <w:spacing w:val="-4"/>
-          <w:sz w:val="20"/>
-        </w:rPr>
-        <w:t xml:space="preserve"> </w:t>
-      </w:r>
-      <w:r>
-        <w:rPr>
-          <w:b/>
-          <w:sz w:val="20"/>
-        </w:rPr>
-        <w:t>Java,</w:t>
-      </w:r>
-      <w:r>
-        <w:rPr>
-          <w:b/>
-          <w:spacing w:val="-5"/>
-          <w:sz w:val="20"/>
-        </w:rPr>
-        <w:t xml:space="preserve"> </w:t>
-      </w:r>
-      <w:r>
-        <w:rPr>
-          <w:b/>
-          <w:sz w:val="20"/>
-        </w:rPr>
-        <w:t>Struts2.x</w:t>
-      </w:r>
-      <w:r>
-        <w:rPr>
-          <w:sz w:val="20"/>
-        </w:rPr>
-        <w:t>,</w:t>
-      </w:r>
-      <w:r>
-        <w:rPr>
-          <w:spacing w:val="-4"/>
-          <w:sz w:val="20"/>
-        </w:rPr>
-        <w:t xml:space="preserve"> </w:t>
-      </w:r>
-      <w:r>
-        <w:rPr>
-          <w:sz w:val="20"/>
-        </w:rPr>
-        <w:t>and</w:t>
-      </w:r>
-      <w:r>
-        <w:rPr>
-          <w:spacing w:val="-4"/>
-          <w:sz w:val="20"/>
-        </w:rPr>
-        <w:t xml:space="preserve"> </w:t>
-      </w:r>
-      <w:r>
-        <w:rPr>
-          <w:sz w:val="20"/>
-        </w:rPr>
-        <w:t>applied</w:t>
-      </w:r>
-      <w:r>
-        <w:rPr>
-          <w:spacing w:val="-4"/>
-          <w:sz w:val="20"/>
-        </w:rPr>
-        <w:t xml:space="preserve"> </w:t>
-      </w:r>
-      <w:r>
-        <w:rPr>
-          <w:sz w:val="20"/>
-        </w:rPr>
-        <w:t>solid</w:t>
-      </w:r>
-      <w:r>
-        <w:rPr>
-          <w:spacing w:val="-4"/>
-          <w:sz w:val="20"/>
-        </w:rPr>
-        <w:t xml:space="preserve"> </w:t>
-      </w:r>
-      <w:r>
-        <w:rPr>
-          <w:sz w:val="20"/>
-        </w:rPr>
-        <w:t>OOP principles to build a clean, modular, and maintainable architecture.</w:t>
-      </w:r>
-    </w:p>
-    <w:p>
-      <w:pPr>
-        <w:pStyle w:val="ListParagraph"/>
-        <w:numPr>
-          <w:ilvl w:val="0"/>
-          <w:numId w:val="1"/>
-        </w:numPr>
-        <w:tabs>
-          <w:tab w:val="left" w:pos="4045"/>
-        </w:tabs>
-        <w:spacing w:line="288" w:lineRule="auto"/>
-        <w:ind w:right="413"/>
-        <w:rPr>
-          <w:sz w:val="20"/>
-        </w:rPr>
-      </w:pPr>
-      <w:r>
-        <w:rPr>
-          <w:sz w:val="20"/>
-        </w:rPr>
-        <w:t>Implemented</w:t>
-      </w:r>
-      <w:r>
-        <w:rPr>
-          <w:spacing w:val="-5"/>
-          <w:sz w:val="20"/>
-        </w:rPr>
-        <w:t xml:space="preserve"> </w:t>
-      </w:r>
-      <w:r>
-        <w:rPr>
-          <w:sz w:val="20"/>
-        </w:rPr>
-        <w:t>key</w:t>
-      </w:r>
-      <w:r>
-        <w:rPr>
-          <w:spacing w:val="-5"/>
-          <w:sz w:val="20"/>
-        </w:rPr>
-        <w:t xml:space="preserve"> </w:t>
-      </w:r>
-      <w:r>
-        <w:rPr>
-          <w:sz w:val="20"/>
-        </w:rPr>
-        <w:t>features</w:t>
-      </w:r>
-      <w:r>
-        <w:rPr>
-          <w:spacing w:val="-5"/>
-          <w:sz w:val="20"/>
-        </w:rPr>
-        <w:t xml:space="preserve"> </w:t>
-      </w:r>
-      <w:r>
-        <w:rPr>
-          <w:sz w:val="20"/>
-        </w:rPr>
-        <w:t>such</w:t>
-      </w:r>
-      <w:r>
-        <w:rPr>
-          <w:spacing w:val="-5"/>
-          <w:sz w:val="20"/>
-        </w:rPr>
-        <w:t xml:space="preserve"> </w:t>
-      </w:r>
-      <w:r>
-        <w:rPr>
-          <w:sz w:val="20"/>
-        </w:rPr>
-        <w:t>as</w:t>
-      </w:r>
-      <w:r>
-        <w:rPr>
-          <w:spacing w:val="-5"/>
-          <w:sz w:val="20"/>
-        </w:rPr>
-        <w:t xml:space="preserve"> </w:t>
-      </w:r>
-      <w:r>
-        <w:rPr>
-          <w:b/>
-          <w:sz w:val="20"/>
-        </w:rPr>
-        <w:t>conference</w:t>
-      </w:r>
-      <w:r>
-        <w:rPr>
-          <w:b/>
-          <w:spacing w:val="-5"/>
-          <w:sz w:val="20"/>
-        </w:rPr>
-        <w:t xml:space="preserve"> </w:t>
-      </w:r>
-      <w:r>
-        <w:rPr>
-          <w:b/>
-          <w:sz w:val="20"/>
-        </w:rPr>
-        <w:t>scheduling</w:t>
-      </w:r>
-      <w:r>
-        <w:rPr>
-          <w:sz w:val="20"/>
-        </w:rPr>
-        <w:t>,</w:t>
-      </w:r>
-      <w:r>
-        <w:rPr>
-          <w:spacing w:val="-5"/>
-          <w:sz w:val="20"/>
-        </w:rPr>
-        <w:t xml:space="preserve"> </w:t>
-      </w:r>
-      <w:r>
-        <w:rPr>
-          <w:sz w:val="20"/>
-        </w:rPr>
-        <w:t>participant management, call recording, call logs, and real-time session handling.</w:t>
-      </w:r>
-    </w:p>
-    <w:p>
-      <w:pPr>
-        <w:pStyle w:val="ListParagraph"/>
-        <w:spacing w:line="288" w:lineRule="auto"/>
-        <w:rPr>
-          <w:sz w:val="20"/>
-        </w:rPr>
-        <w:sectPr>
-          <w:pgSz w:w="11910" w:h="16840"/>
-          <w:pgMar w:top="920" w:right="566" w:bottom="600" w:left="566" w:header="0" w:footer="400" w:gutter="0"/>
-          <w:cols w:space="720"/>
-        </w:sectPr>
-      </w:pPr>
-    </w:p>
-    <w:p>
-      <w:pPr>
-        <w:pStyle w:val="ListParagraph"/>
-        <w:numPr>
-          <w:ilvl w:val="0"/>
-          <w:numId w:val="1"/>
-        </w:numPr>
-        <w:tabs>
-          <w:tab w:val="left" w:pos="4045"/>
-        </w:tabs>
-        <w:spacing w:before="83" w:line="288" w:lineRule="auto"/>
-        <w:ind w:right="434"/>
-        <w:rPr>
-          <w:sz w:val="20"/>
-        </w:rPr>
-      </w:pPr>
-      <w:r>
-        <w:rPr>
-          <w:noProof/>
-          <w:sz w:val="20"/>
-        </w:rPr>
-        <mc:AlternateContent>
-          <mc:Choice Requires="wps">
-            <w:drawing>
-              <wp:anchor distT="0" distB="0" distL="0" distR="0" simplePos="0" relativeHeight="15733760" behindDoc="0" locked="0" layoutInCell="1" allowOverlap="1" wp14:anchorId="7560F083" wp14:editId="22F7C91A">
-                <wp:simplePos x="0" y="0"/>
-                <wp:positionH relativeFrom="page">
-                  <wp:posOffset>381000</wp:posOffset>
-                </wp:positionH>
-                <wp:positionV relativeFrom="page">
-                  <wp:posOffset>635000</wp:posOffset>
-                </wp:positionV>
-                <wp:extent cx="2039620" cy="9422130"/>
-                <wp:effectExtent l="0" t="0" r="0" b="0"/>
-                <wp:wrapNone/>
-                <wp:docPr id="13" name="Graphic 13"/>
-                <wp:cNvGraphicFramePr>
-                  <a:graphicFrameLocks xmlns:a="http://schemas.openxmlformats.org/drawingml/2006/main"/>
-                </wp:cNvGraphicFramePr>
-                <a:graphic xmlns:a="http://schemas.openxmlformats.org/drawingml/2006/main">
-                  <a:graphicData uri="http://schemas.microsoft.com/office/word/2010/wordprocessingShape">
-                    <wps:wsp>
-                      <wps:cNvSpPr>
-                        <a:spLocks/>
-                      </wps:cNvSpPr>
-                      <wps:spPr>
-                        <a:xfrm>
-                          <a:off x="0" y="0"/>
-                          <a:ext cx="2039620" cy="9422130"/>
-                        </a:xfrm>
-                        <a:custGeom>
-                          <a:avLst/>
-                          <a:gdLst/>
-                          <a:ahLst/>
-                          <a:cxnLst/>
-                          <a:rect l="l" t="t" r="r" b="b"/>
-                          <a:pathLst>
-                            <a:path w="2039620" h="9422130">
-                              <a:moveTo>
-                                <a:pt x="0" y="0"/>
-                              </a:moveTo>
-                              <a:lnTo>
-                                <a:pt x="2039416" y="0"/>
-                              </a:lnTo>
-                              <a:lnTo>
-                                <a:pt x="2039416" y="9422003"/>
-                              </a:lnTo>
-                              <a:lnTo>
-                                <a:pt x="0" y="9422003"/>
-                              </a:lnTo>
-                              <a:lnTo>
-                                <a:pt x="0" y="0"/>
-                              </a:lnTo>
-                              <a:close/>
-                            </a:path>
-                          </a:pathLst>
-                        </a:custGeom>
-                        <a:solidFill>
-                          <a:srgbClr val="F4F7F9"/>
-                        </a:solidFill>
-                      </wps:spPr>
-                      <wps:bodyPr wrap="square" lIns="0" tIns="0" rIns="0" bIns="0" rtlCol="0">
-                        <a:prstTxWarp prst="textNoShape">
-                          <a:avLst/>
-                        </a:prstTxWarp>
-                        <a:noAutofit/>
-                      </wps:bodyPr>
-                    </wps:wsp>
-                  </a:graphicData>
-                </a:graphic>
-              </wp:anchor>
-            </w:drawing>
-          </mc:Choice>
-          <mc:Fallback xmlns:w16cei="http://schemas.microsoft.com/office/word/2026/wordml/cei">
-            <w:pict>
-              <v:shape w14:anchorId="0A7266C7" id="Graphic 13" o:spid="_x0000_s1026" style="position:absolute;margin-left:30pt;margin-top:50pt;width:160.6pt;height:741.9pt;z-index:15733760;visibility:visible;mso-wrap-style:square;mso-wrap-distance-left:0;mso-wrap-distance-top:0;mso-wrap-distance-right:0;mso-wrap-distance-bottom:0;mso-position-horizontal:absolute;mso-position-horizontal-relative:page;mso-position-vertical:absolute;mso-position-vertical-relative:page;v-text-anchor:top" coordsize="2039620,9422130" o:gfxdata="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" path="m,l2039416,r,9422003l,9422003,,xe" fillcolor="#f4f7f9" stroked="f">
-                <v:path arrowok="t"/>
-                <w10:wrap anchorx="page" anchory="page"/>
-              </v:shape>
-            </w:pict>
-          </mc:Fallback>
-        </mc:AlternateContent>
-      </w:r>
-      <w:r>
-        <w:rPr>
-          <w:sz w:val="20"/>
-        </w:rPr>
-        <w:t>Built</w:t>
-      </w:r>
-      <w:r>
-        <w:rPr>
-          <w:spacing w:val="-4"/>
-          <w:sz w:val="20"/>
-        </w:rPr>
-        <w:t xml:space="preserve"> </w:t>
-      </w:r>
-      <w:r>
-        <w:rPr>
-          <w:sz w:val="20"/>
-        </w:rPr>
-        <w:t>front-end</w:t>
-      </w:r>
-      <w:r>
-        <w:rPr>
-          <w:spacing w:val="-4"/>
-          <w:sz w:val="20"/>
-        </w:rPr>
-        <w:t xml:space="preserve"> </w:t>
-      </w:r>
-      <w:r>
-        <w:rPr>
-          <w:sz w:val="20"/>
-        </w:rPr>
-        <w:t>components</w:t>
-      </w:r>
-      <w:r>
-        <w:rPr>
-          <w:spacing w:val="-4"/>
-          <w:sz w:val="20"/>
-        </w:rPr>
-        <w:t xml:space="preserve"> </w:t>
-      </w:r>
-      <w:r>
-        <w:rPr>
-          <w:sz w:val="20"/>
-        </w:rPr>
-        <w:t>using</w:t>
-      </w:r>
-      <w:r>
-        <w:rPr>
-          <w:spacing w:val="-4"/>
-          <w:sz w:val="20"/>
-        </w:rPr>
-        <w:t xml:space="preserve"> </w:t>
-      </w:r>
-      <w:r>
-        <w:rPr>
-          <w:b/>
-          <w:sz w:val="20"/>
-        </w:rPr>
-        <w:t>Ajax,</w:t>
-      </w:r>
-      <w:r>
-        <w:rPr>
-          <w:b/>
-          <w:spacing w:val="-5"/>
-          <w:sz w:val="20"/>
-        </w:rPr>
-        <w:t xml:space="preserve"> </w:t>
-      </w:r>
-      <w:r>
-        <w:rPr>
-          <w:b/>
-          <w:sz w:val="20"/>
-        </w:rPr>
-        <w:t>JQuery,</w:t>
-      </w:r>
-      <w:r>
-        <w:rPr>
-          <w:b/>
-          <w:spacing w:val="-4"/>
-          <w:sz w:val="20"/>
-        </w:rPr>
-        <w:t xml:space="preserve"> </w:t>
-      </w:r>
-      <w:r>
-        <w:rPr>
-          <w:b/>
-          <w:sz w:val="20"/>
-        </w:rPr>
-        <w:t>HTML,</w:t>
-      </w:r>
-      <w:r>
-        <w:rPr>
-          <w:b/>
-          <w:spacing w:val="-4"/>
-          <w:sz w:val="20"/>
-        </w:rPr>
-        <w:t xml:space="preserve"> </w:t>
-      </w:r>
-      <w:r>
-        <w:rPr>
-          <w:b/>
-          <w:sz w:val="20"/>
-        </w:rPr>
-        <w:t>CSS</w:t>
-      </w:r>
-      <w:r>
-        <w:rPr>
-          <w:sz w:val="20"/>
-        </w:rPr>
-        <w:t>,</w:t>
-      </w:r>
-      <w:r>
-        <w:rPr>
-          <w:spacing w:val="-5"/>
-          <w:sz w:val="20"/>
-        </w:rPr>
-        <w:t xml:space="preserve"> </w:t>
-      </w:r>
-      <w:r>
-        <w:rPr>
-          <w:sz w:val="20"/>
-        </w:rPr>
-        <w:t>including dynamic dashboards, scheduling screens, audio controls, and session monitoring interfaces.</w:t>
-      </w:r>
-    </w:p>
-    <w:p>
-      <w:pPr>
-        <w:pStyle w:val="ListParagraph"/>
-        <w:numPr>
-          <w:ilvl w:val="0"/>
-          <w:numId w:val="1"/>
-        </w:numPr>
-        <w:tabs>
-          <w:tab w:val="left" w:pos="4045"/>
-        </w:tabs>
-        <w:spacing w:line="288" w:lineRule="auto"/>
-        <w:ind w:right="689"/>
-        <w:rPr>
-          <w:sz w:val="20"/>
-        </w:rPr>
-      </w:pPr>
-      <w:r>
-        <w:rPr>
-          <w:sz w:val="20"/>
-        </w:rPr>
-        <w:t>Integrated</w:t>
-      </w:r>
-      <w:r>
-        <w:rPr>
-          <w:spacing w:val="-5"/>
-          <w:sz w:val="20"/>
-        </w:rPr>
-        <w:t xml:space="preserve"> </w:t>
-      </w:r>
-      <w:r>
-        <w:rPr>
-          <w:sz w:val="20"/>
-        </w:rPr>
-        <w:t>audio</w:t>
-      </w:r>
-      <w:r>
-        <w:rPr>
-          <w:spacing w:val="-5"/>
-          <w:sz w:val="20"/>
-        </w:rPr>
-        <w:t xml:space="preserve"> </w:t>
-      </w:r>
-      <w:r>
-        <w:rPr>
-          <w:sz w:val="20"/>
-        </w:rPr>
-        <w:t>streaming</w:t>
-      </w:r>
-      <w:r>
-        <w:rPr>
-          <w:spacing w:val="-5"/>
-          <w:sz w:val="20"/>
-        </w:rPr>
-        <w:t xml:space="preserve"> </w:t>
-      </w:r>
-      <w:r>
-        <w:rPr>
-          <w:sz w:val="20"/>
-        </w:rPr>
-        <w:t>and</w:t>
-      </w:r>
-      <w:r>
-        <w:rPr>
-          <w:spacing w:val="-5"/>
-          <w:sz w:val="20"/>
-        </w:rPr>
-        <w:t xml:space="preserve"> </w:t>
-      </w:r>
-      <w:r>
-        <w:rPr>
-          <w:sz w:val="20"/>
-        </w:rPr>
-        <w:t>recording</w:t>
-      </w:r>
-      <w:r>
-        <w:rPr>
-          <w:spacing w:val="-5"/>
-          <w:sz w:val="20"/>
-        </w:rPr>
-        <w:t xml:space="preserve"> </w:t>
-      </w:r>
-      <w:r>
-        <w:rPr>
-          <w:sz w:val="20"/>
-        </w:rPr>
-        <w:t>capabilities</w:t>
-      </w:r>
-      <w:r>
-        <w:rPr>
-          <w:spacing w:val="-5"/>
-          <w:sz w:val="20"/>
-        </w:rPr>
-        <w:t xml:space="preserve"> </w:t>
-      </w:r>
-      <w:r>
-        <w:rPr>
-          <w:sz w:val="20"/>
-        </w:rPr>
-        <w:t>while</w:t>
-      </w:r>
-      <w:r>
-        <w:rPr>
-          <w:spacing w:val="-5"/>
-          <w:sz w:val="20"/>
-        </w:rPr>
-        <w:t xml:space="preserve"> </w:t>
-      </w:r>
-      <w:r>
-        <w:rPr>
-          <w:sz w:val="20"/>
-        </w:rPr>
-        <w:t xml:space="preserve">ensuring system stability, high concurrency handling, and secure session </w:t>
-      </w:r>
-      <w:r>
-        <w:rPr>
-          <w:spacing w:val="-2"/>
-          <w:sz w:val="20"/>
-        </w:rPr>
-        <w:t>management.</w:t>
-      </w:r>
-    </w:p>
-    <w:p>
-      <w:pPr>
-        <w:pStyle w:val="ListParagraph"/>
-        <w:numPr>
-          <w:ilvl w:val="0"/>
-          <w:numId w:val="1"/>
-        </w:numPr>
-        <w:tabs>
-          <w:tab w:val="left" w:pos="4045"/>
-        </w:tabs>
-        <w:spacing w:line="288" w:lineRule="auto"/>
-        <w:ind w:right="144"/>
-        <w:rPr>
-          <w:sz w:val="20"/>
-        </w:rPr>
-      </w:pPr>
-      <w:r>
-        <w:rPr>
-          <w:sz w:val="20"/>
-        </w:rPr>
-        <w:t>Optimized system performance by implementing efficient data models, caching</w:t>
-      </w:r>
-      <w:r>
-        <w:rPr>
-          <w:spacing w:val="-5"/>
-          <w:sz w:val="20"/>
-        </w:rPr>
-        <w:t xml:space="preserve"> </w:t>
-      </w:r>
-      <w:r>
-        <w:rPr>
-          <w:sz w:val="20"/>
-        </w:rPr>
-        <w:t>strategies,</w:t>
-      </w:r>
-      <w:r>
-        <w:rPr>
-          <w:spacing w:val="-6"/>
-          <w:sz w:val="20"/>
-        </w:rPr>
-        <w:t xml:space="preserve"> </w:t>
-      </w:r>
-      <w:r>
-        <w:rPr>
-          <w:sz w:val="20"/>
-        </w:rPr>
-        <w:t>and</w:t>
-      </w:r>
-      <w:r>
-        <w:rPr>
-          <w:spacing w:val="-5"/>
-          <w:sz w:val="20"/>
-        </w:rPr>
-        <w:t xml:space="preserve"> </w:t>
-      </w:r>
-      <w:r>
-        <w:rPr>
-          <w:sz w:val="20"/>
-        </w:rPr>
-        <w:t>asynchronous</w:t>
-      </w:r>
-      <w:r>
-        <w:rPr>
-          <w:spacing w:val="-5"/>
-          <w:sz w:val="20"/>
-        </w:rPr>
-        <w:t xml:space="preserve"> </w:t>
-      </w:r>
-      <w:r>
-        <w:rPr>
-          <w:sz w:val="20"/>
-        </w:rPr>
-        <w:t>processing</w:t>
-      </w:r>
-      <w:r>
-        <w:rPr>
-          <w:spacing w:val="-5"/>
-          <w:sz w:val="20"/>
-        </w:rPr>
-        <w:t xml:space="preserve"> </w:t>
-      </w:r>
-      <w:r>
-        <w:rPr>
-          <w:sz w:val="20"/>
-        </w:rPr>
-        <w:t>for</w:t>
-      </w:r>
-      <w:r>
-        <w:rPr>
-          <w:spacing w:val="-5"/>
-          <w:sz w:val="20"/>
-        </w:rPr>
-        <w:t xml:space="preserve"> </w:t>
-      </w:r>
-      <w:r>
-        <w:rPr>
-          <w:sz w:val="20"/>
-        </w:rPr>
-        <w:t>smooth</w:t>
-      </w:r>
-      <w:r>
-        <w:rPr>
-          <w:spacing w:val="-5"/>
-          <w:sz w:val="20"/>
-        </w:rPr>
-        <w:t xml:space="preserve"> </w:t>
-      </w:r>
-      <w:r>
-        <w:rPr>
-          <w:sz w:val="20"/>
-        </w:rPr>
-        <w:t xml:space="preserve">conferencing </w:t>
-      </w:r>
-      <w:r>
-        <w:rPr>
-          <w:spacing w:val="-2"/>
-          <w:sz w:val="20"/>
-        </w:rPr>
-        <w:t>experience.</w:t>
-      </w:r>
-    </w:p>
-    <w:p>
-      <w:pPr>
-        <w:pStyle w:val="ListParagraph"/>
-        <w:numPr>
-          <w:ilvl w:val="0"/>
-          <w:numId w:val="1"/>
-        </w:numPr>
-        <w:tabs>
-          <w:tab w:val="left" w:pos="4045"/>
-        </w:tabs>
-        <w:spacing w:line="288" w:lineRule="auto"/>
-        <w:ind w:right="155"/>
-        <w:rPr>
-          <w:sz w:val="20"/>
-        </w:rPr>
-      </w:pPr>
-      <w:r>
-        <w:rPr>
-          <w:sz w:val="20"/>
-        </w:rPr>
-        <w:t>Ensured</w:t>
-      </w:r>
-      <w:r>
-        <w:rPr>
-          <w:spacing w:val="-4"/>
-          <w:sz w:val="20"/>
-        </w:rPr>
-        <w:t xml:space="preserve"> </w:t>
-      </w:r>
-      <w:r>
-        <w:rPr>
-          <w:sz w:val="20"/>
-        </w:rPr>
-        <w:t>code</w:t>
-      </w:r>
-      <w:r>
-        <w:rPr>
-          <w:spacing w:val="-4"/>
-          <w:sz w:val="20"/>
-        </w:rPr>
-        <w:t xml:space="preserve"> </w:t>
-      </w:r>
-      <w:r>
-        <w:rPr>
-          <w:sz w:val="20"/>
-        </w:rPr>
-        <w:t>quality</w:t>
-      </w:r>
-      <w:r>
-        <w:rPr>
-          <w:spacing w:val="-4"/>
-          <w:sz w:val="20"/>
-        </w:rPr>
-        <w:t xml:space="preserve"> </w:t>
-      </w:r>
-      <w:r>
-        <w:rPr>
-          <w:sz w:val="20"/>
-        </w:rPr>
-        <w:t>through</w:t>
-      </w:r>
-      <w:r>
-        <w:rPr>
-          <w:spacing w:val="-4"/>
-          <w:sz w:val="20"/>
-        </w:rPr>
-        <w:t xml:space="preserve"> </w:t>
-      </w:r>
-      <w:r>
-        <w:rPr>
-          <w:sz w:val="20"/>
-        </w:rPr>
-        <w:t>unit</w:t>
-      </w:r>
-      <w:r>
-        <w:rPr>
-          <w:spacing w:val="-4"/>
-          <w:sz w:val="20"/>
-        </w:rPr>
-        <w:t xml:space="preserve"> </w:t>
-      </w:r>
-      <w:r>
-        <w:rPr>
-          <w:sz w:val="20"/>
-        </w:rPr>
-        <w:t>testing,</w:t>
-      </w:r>
-      <w:r>
-        <w:rPr>
-          <w:spacing w:val="-4"/>
-          <w:sz w:val="20"/>
-        </w:rPr>
-        <w:t xml:space="preserve"> </w:t>
-      </w:r>
-      <w:r>
-        <w:rPr>
-          <w:sz w:val="20"/>
-        </w:rPr>
-        <w:t>code</w:t>
-      </w:r>
-      <w:r>
-        <w:rPr>
-          <w:spacing w:val="-4"/>
-          <w:sz w:val="20"/>
-        </w:rPr>
-        <w:t xml:space="preserve"> </w:t>
-      </w:r>
-      <w:r>
-        <w:rPr>
-          <w:sz w:val="20"/>
-        </w:rPr>
-        <w:t>reviews,</w:t>
-      </w:r>
-      <w:r>
-        <w:rPr>
-          <w:spacing w:val="-4"/>
-          <w:sz w:val="20"/>
-        </w:rPr>
-        <w:t xml:space="preserve"> </w:t>
-      </w:r>
-      <w:r>
-        <w:rPr>
-          <w:sz w:val="20"/>
-        </w:rPr>
-        <w:t>and</w:t>
-      </w:r>
-      <w:r>
-        <w:rPr>
-          <w:spacing w:val="-4"/>
-          <w:sz w:val="20"/>
-        </w:rPr>
-        <w:t xml:space="preserve"> </w:t>
-      </w:r>
-      <w:r>
-        <w:rPr>
-          <w:sz w:val="20"/>
-        </w:rPr>
-        <w:t>adherence</w:t>
-      </w:r>
-      <w:r>
-        <w:rPr>
-          <w:spacing w:val="-4"/>
-          <w:sz w:val="20"/>
-        </w:rPr>
-        <w:t xml:space="preserve"> </w:t>
-      </w:r>
-      <w:r>
-        <w:rPr>
-          <w:sz w:val="20"/>
-        </w:rPr>
-        <w:t>to best practices in design patterns and OOP methodology.</w:t>
-      </w:r>
-    </w:p>
-    <w:p>
-      <w:pPr>
-        <w:pStyle w:val="BodyText"/>
-        <w:spacing w:before="67"/>
-        <w:ind w:left="0" w:firstLine="0"/>
-      </w:pPr>
+      <w:r>
+        <w:rPr>
+          <w:b/>
+          <w:sz w:val="20"/>
+        </w:rPr>
+        <w:t>Explore my complete project portfolio: Website:</w:t>
+      </w:r>
+      <w:r>
+        <w:rPr>
+          <w:b/>
+          <w:spacing w:val="-14"/>
+          <w:sz w:val="20"/>
+        </w:rPr>
+        <w:t xml:space="preserve"> </w:t>
+      </w:r>
+      <w:hyperlink r:id="rId35" w:history="1">
+        <w:r>
+          <w:rPr>
+            <w:rStyle w:val="Hyperlink"/>
+          </w:rPr>
+          <w:t>https://jitendra-portfolio-profile-khaki.vercel.app/</w:t>
+        </w:r>
+      </w:hyperlink>
     </w:p>
     <w:p>
       <w:pPr>
@@ -9211,6 +4672,7 @@
           <w:color w:val="2E709F"/>
           <w:spacing w:val="-2"/>
         </w:rPr>
+        <w:lastRenderedPageBreak/>
         <w:t>Education</w:t>
       </w:r>
     </w:p>
@@ -9302,9 +4764,9 @@
               </wp:anchor>
             </w:drawing>
           </mc:Choice>
-          <mc:Fallback xmlns:w16cei="http://schemas.microsoft.com/office/word/2026/wordml/cei">
+          <mc:Fallback>
             <w:pict>
-              <v:shape w14:anchorId="68615652" id="Graphic 14" o:spid="_x0000_s1026" style="position:absolute;margin-left:210.6pt;margin-top:6.25pt;width:354.7pt;height:.5pt;z-index:-15725056;visibility:visible;mso-wrap-style:square;mso-wrap-distance-left:0;mso-wrap-distance-top:0;mso-wrap-distance-right:0;mso-wrap-distance-bottom:0;mso-position-horizontal:absolute;mso-position-horizontal-relative:page;mso-position-vertical:absolute;mso-position-vertical-relative:text;v-text-anchor:top" coordsize="4504690,6350" o:gfxdata="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" path="m,l4504639,r,6350l,6350,,xe" fillcolor="#e2e2e2" stroked="f">
+              <v:shape w14:anchorId="4817D998" id="Graphic 14" o:spid="_x0000_s1026" style="position:absolute;margin-left:210.6pt;margin-top:6.25pt;width:354.7pt;height:.5pt;z-index:-15725056;visibility:visible;mso-wrap-style:square;mso-wrap-distance-left:0;mso-wrap-distance-top:0;mso-wrap-distance-right:0;mso-wrap-distance-bottom:0;mso-position-horizontal:absolute;mso-position-horizontal-relative:page;mso-position-vertical:absolute;mso-position-vertical-relative:text;v-text-anchor:top" coordsize="4504690,6350" o:gfxdata="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" path="m,l4504639,r,6350l,6350,,xe" fillcolor="#e2e2e2" stroked="f">
                 <v:path arrowok="t"/>
                 <w10:wrap type="topAndBottom" anchorx="page"/>
               </v:shape>
@@ -9652,9 +5114,9 @@
               </wp:anchor>
             </w:drawing>
           </mc:Choice>
-          <mc:Fallback xmlns:w16cei="http://schemas.microsoft.com/office/word/2026/wordml/cei">
+          <mc:Fallback>
             <w:pict>
-              <v:shape w14:anchorId="7EE3E77E" id="Graphic 15" o:spid="_x0000_s1026" style="position:absolute;margin-left:210.6pt;margin-top:6.3pt;width:354.7pt;height:.5pt;z-index:-15724544;visibility:visible;mso-wrap-style:square;mso-wrap-distance-left:0;mso-wrap-distance-top:0;mso-wrap-distance-right:0;mso-wrap-distance-bottom:0;mso-position-horizontal:absolute;mso-position-horizontal-relative:page;mso-position-vertical:absolute;mso-position-vertical-relative:text;v-text-anchor:top" coordsize="4504690,6350" o:gfxdata="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" path="m,l4504639,r,6350l,6350,,xe" fillcolor="#e2e2e2" stroked="f">
+              <v:shape w14:anchorId="6B81F597" id="Graphic 15" o:spid="_x0000_s1026" style="position:absolute;margin-left:210.6pt;margin-top:6.3pt;width:354.7pt;height:.5pt;z-index:-15724544;visibility:visible;mso-wrap-style:square;mso-wrap-distance-left:0;mso-wrap-distance-top:0;mso-wrap-distance-right:0;mso-wrap-distance-bottom:0;mso-position-horizontal:absolute;mso-position-horizontal-relative:page;mso-position-vertical:absolute;mso-position-vertical-relative:text;v-text-anchor:top" coordsize="4504690,6350" o:gfxdata="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" path="m,l4504639,r,6350l,6350,,xe" fillcolor="#e2e2e2" stroked="f">
                 <v:path arrowok="t"/>
                 <w10:wrap type="topAndBottom" anchorx="page"/>
               </v:shape>
@@ -10017,8 +5479,19 @@
           <w:spacing w:val="-2"/>
           <w:sz w:val="20"/>
         </w:rPr>
-        <w:t xml:space="preserve"> VSkills</w:t>
-      </w:r>
+        <w:t xml:space="preserve"> </w:t>
+      </w:r>
+      <w:proofErr w:type="spellStart"/>
+      <w:r>
+        <w:rPr>
+          <w:b/>
+          <w:color w:val="333333"/>
+          <w:spacing w:val="-2"/>
+          <w:sz w:val="20"/>
+        </w:rPr>
+        <w:t>VSkills</w:t>
+      </w:r>
+      <w:proofErr w:type="spellEnd"/>
       <w:r>
         <w:rPr>
           <w:b/>
@@ -10058,6 +5531,7 @@
           <w:sz w:val="20"/>
         </w:rPr>
       </w:pPr>
+      <w:proofErr w:type="spellStart"/>
       <w:r>
         <w:rPr>
           <w:b/>
@@ -10066,6 +5540,7 @@
         </w:rPr>
         <w:t>SAFe</w:t>
       </w:r>
+      <w:proofErr w:type="spellEnd"/>
       <w:r>
         <w:rPr>
           <w:b/>
@@ -10208,6 +5683,7 @@
         </w:rPr>
         <w:t xml:space="preserve"> </w:t>
       </w:r>
+      <w:proofErr w:type="spellStart"/>
       <w:r>
         <w:rPr>
           <w:b/>
@@ -10217,6 +5693,7 @@
         </w:rPr>
         <w:t>VSkills</w:t>
       </w:r>
+      <w:proofErr w:type="spellEnd"/>
       <w:r>
         <w:rPr>
           <w:b/>
@@ -10351,9 +5828,9 @@
               </wp:anchor>
             </w:drawing>
           </mc:Choice>
-          <mc:Fallback xmlns:w16cei="http://schemas.microsoft.com/office/word/2026/wordml/cei">
+          <mc:Fallback>
             <w:pict>
-              <v:shape w14:anchorId="689048F8" id="Graphic 16" o:spid="_x0000_s1026" style="position:absolute;margin-left:210.6pt;margin-top:6.3pt;width:354.7pt;height:.5pt;z-index:-15724032;visibility:visible;mso-wrap-style:square;mso-wrap-distance-left:0;mso-wrap-distance-top:0;mso-wrap-distance-right:0;mso-wrap-distance-bottom:0;mso-position-horizontal:absolute;mso-position-horizontal-relative:page;mso-position-vertical:absolute;mso-position-vertical-relative:text;v-text-anchor:top" coordsize="4504690,6350" o:gfxdata="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" path="m,l4504639,r,6350l,6350,,xe" fillcolor="#e2e2e2" stroked="f">
+              <v:shape w14:anchorId="78696546" id="Graphic 16" o:spid="_x0000_s1026" style="position:absolute;margin-left:210.6pt;margin-top:6.3pt;width:354.7pt;height:.5pt;z-index:-15724032;visibility:visible;mso-wrap-style:square;mso-wrap-distance-left:0;mso-wrap-distance-top:0;mso-wrap-distance-right:0;mso-wrap-distance-bottom:0;mso-position-horizontal:absolute;mso-position-horizontal-relative:page;mso-position-vertical:absolute;mso-position-vertical-relative:text;v-text-anchor:top" coordsize="4504690,6350" o:gfxdata="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" path="m,l4504639,r,6350l,6350,,xe" fillcolor="#e2e2e2" stroked="f">
                 <v:path arrowok="t"/>
                 <w10:wrap type="topAndBottom" anchorx="page"/>
               </v:shape>
@@ -10920,9 +6397,9 @@
             </wp:anchor>
           </w:drawing>
         </mc:Choice>
-        <mc:Fallback xmlns:w16cei="http://schemas.microsoft.com/office/word/2026/wordml/cei">
+        <mc:Fallback>
           <w:pict>
-            <v:shape w14:anchorId="11080FF0" id="Graphic 2" o:spid="_x0000_s1026" style="position:absolute;margin-left:0;margin-top:811.9pt;width:595.3pt;height:30pt;z-index:-15875072;visibility:visible;mso-wrap-style:square;mso-wrap-distance-left:0;mso-wrap-distance-top:0;mso-wrap-distance-right:0;mso-wrap-distance-bottom:0;mso-position-horizontal:absolute;mso-position-horizontal-relative:page;mso-position-vertical:absolute;mso-position-vertical-relative:page;v-text-anchor:top" coordsize="7560309,381000" o:gfxdata="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" path="m,l7560056,r,381000l,381000,,xe" fillcolor="#2d70a0" stroked="f">
+            <v:shape w14:anchorId="2B4C51DD" id="Graphic 2" o:spid="_x0000_s1026" style="position:absolute;margin-left:0;margin-top:811.9pt;width:595.3pt;height:30pt;z-index:-15875072;visibility:visible;mso-wrap-style:square;mso-wrap-distance-left:0;mso-wrap-distance-top:0;mso-wrap-distance-right:0;mso-wrap-distance-bottom:0;mso-position-horizontal:absolute;mso-position-horizontal-relative:page;mso-position-vertical:absolute;mso-position-vertical-relative:page;v-text-anchor:top" coordsize="7560309,381000" o:gfxdata="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" path="m,l7560056,r,381000l,381000,,xe" fillcolor="#2d70a0" stroked="f">
               <v:path arrowok="t"/>
               <w10:wrap anchorx="page" anchory="page"/>
             </v:shape>
@@ -11037,9 +6514,9 @@
             </wp:anchor>
           </w:drawing>
         </mc:Choice>
-        <mc:Fallback xmlns:w16cei="http://schemas.microsoft.com/office/word/2026/wordml/cei">
+        <mc:Fallback>
           <w:pict>
-            <v:shape w14:anchorId="657EE6D7" id="Graphic 1" o:spid="_x0000_s1026" style="position:absolute;margin-left:0;margin-top:0;width:595.3pt;height:30pt;z-index:-15875584;visibility:visible;mso-wrap-style:square;mso-wrap-distance-left:0;mso-wrap-distance-top:0;mso-wrap-distance-right:0;mso-wrap-distance-bottom:0;mso-position-horizontal:absolute;mso-position-horizontal-relative:page;mso-position-vertical:absolute;mso-position-vertical-relative:page;v-text-anchor:top" coordsize="7560309,381000" o:gfxdata="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" path="m,l7560056,r,381000l,381000,,xe" fillcolor="#2d70a0" stroked="f">
+            <v:shape w14:anchorId="1BC036ED" id="Graphic 1" o:spid="_x0000_s1026" style="position:absolute;margin-left:0;margin-top:0;width:595.3pt;height:30pt;z-index:-15875584;visibility:visible;mso-wrap-style:square;mso-wrap-distance-left:0;mso-wrap-distance-top:0;mso-wrap-distance-right:0;mso-wrap-distance-bottom:0;mso-position-horizontal:absolute;mso-position-horizontal-relative:page;mso-position-vertical:absolute;mso-position-vertical-relative:page;v-text-anchor:top" coordsize="7560309,381000" o:gfxdata="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" path="m,l7560056,r,381000l,381000,,xe" fillcolor="#2d70a0" stroked="f">
               <v:path arrowok="t"/>
               <w10:wrap anchorx="page" anchory="page"/>
             </v:shape>
@@ -11074,7 +6551,7 @@
         <v:path o:extrusionok="f" gradientshapeok="t" o:connecttype="rect"/>
         <o:lock v:ext="edit" aspectratio="t"/>
       </v:shapetype>
-      <v:shape id="_x0000_i1025" type="#_x0000_t75" style="width:8.4pt;height:8.4pt" o:bullet="t">
+      <v:shape id="_x0000_i1025" type="#_x0000_t75" style="width:8.25pt;height:8.25pt" o:bullet="t">
         <v:imagedata r:id="rId1" o:title="image1"/>
       </v:shape>
     </w:pict>
